--- a/附件清单/12翻译YOLOv10 Real-Time End-to-End Object Detection.docx
+++ b/附件清单/12翻译YOLOv10 Real-Time End-to-End Object Detection.docx
@@ -122,7 +122,25 @@
           <w:sz w:val="48"/>
           <w:szCs w:val="48"/>
         </w:rPr>
-        <w:t>YOLOv10：实时端到端目标检测</w:t>
+        <w:t>YOLOv10：实时端到</w:t>
+      </w:r>
+      <w:proofErr w:type="gramStart"/>
+      <w:r>
+        <w:rPr>
+          <w:rFonts w:ascii="黑体" w:eastAsia="黑体"/>
+          <w:sz w:val="48"/>
+          <w:szCs w:val="48"/>
+        </w:rPr>
+        <w:t>端目标</w:t>
+      </w:r>
+      <w:proofErr w:type="gramEnd"/>
+      <w:r>
+        <w:rPr>
+          <w:rFonts w:ascii="黑体" w:eastAsia="黑体"/>
+          <w:sz w:val="48"/>
+          <w:szCs w:val="48"/>
+        </w:rPr>
+        <w:t>检测</w:t>
       </w:r>
     </w:p>
     <w:p>
@@ -590,64 +608,32 @@
           <w:sz w:val="24"/>
         </w:rPr>
       </w:pPr>
-    </w:p>
-    <w:p>
-      <w:pPr>
-        <w:jc w:val="center"/>
+      <w:r>
         <w:rPr>
           <w:rFonts w:ascii="黑体" w:eastAsia="黑体"/>
           <w:b/>
           <w:sz w:val="24"/>
         </w:rPr>
-      </w:pPr>
-    </w:p>
-    <w:p>
-      <w:pPr>
+        <w:lastRenderedPageBreak/>
+        <w:t>YOLOv10：实时端到</w:t>
+      </w:r>
+      <w:proofErr w:type="gramStart"/>
+      <w:r>
         <w:rPr>
           <w:rFonts w:ascii="黑体" w:eastAsia="黑体"/>
           <w:b/>
           <w:sz w:val="24"/>
         </w:rPr>
-      </w:pPr>
-    </w:p>
-    <w:p>
-      <w:pPr>
-        <w:pStyle w:val="11"/>
-        <w:spacing w:beforeLines="100" w:before="312" w:afterLines="100" w:after="312"/>
-        <w:ind w:left="425"/>
-        <w:rPr>
-          <w:rFonts w:hint="eastAsia"/>
-          <w:sz w:val="28"/>
-          <w:szCs w:val="28"/>
-        </w:rPr>
-      </w:pPr>
-      <w:bookmarkStart w:id="0" w:name="_Toc226302953"/>
-      <w:r>
-        <w:rPr>
-          <w:rFonts w:hint="eastAsia"/>
-          <w:sz w:val="28"/>
-          <w:szCs w:val="28"/>
-        </w:rPr>
-        <w:t>摘要</w:t>
-      </w:r>
-      <w:bookmarkEnd w:id="0"/>
-    </w:p>
-    <w:p>
-      <w:pPr>
-        <w:jc w:val="center"/>
+        <w:t>端目标</w:t>
+      </w:r>
+      <w:proofErr w:type="gramEnd"/>
+      <w:r>
         <w:rPr>
           <w:rFonts w:ascii="黑体" w:eastAsia="黑体"/>
           <w:b/>
           <w:sz w:val="24"/>
         </w:rPr>
-      </w:pPr>
-      <w:r>
-        <w:rPr>
-          <w:rFonts w:ascii="黑体" w:eastAsia="黑体"/>
-          <w:b/>
-          <w:sz w:val="24"/>
-        </w:rPr>
-        <w:t>YOLOv10：实时端到端目标检测</w:t>
+        <w:t>检测</w:t>
       </w:r>
     </w:p>
     <w:p>
@@ -668,17 +654,18 @@
           <w:sz w:val="24"/>
         </w:rPr>
       </w:pPr>
+      <w:bookmarkStart w:id="0" w:name="_Toc230865801"/>
+      <w:r>
+        <w:rPr>
+          <w:rStyle w:val="12"/>
+          <w:color w:val="auto"/>
+        </w:rPr>
+        <w:t>摘要</w:t>
+      </w:r>
+      <w:bookmarkEnd w:id="0"/>
       <w:r>
         <w:rPr>
           <w:rFonts w:ascii="宋体" w:hAnsi="宋体" w:hint="eastAsia"/>
-          <w:b/>
-          <w:sz w:val="24"/>
-        </w:rPr>
-        <w:t>摘要</w:t>
-      </w:r>
-      <w:r>
-        <w:rPr>
-          <w:rFonts w:ascii="宋体" w:hAnsi="宋体" w:hint="eastAsia"/>
           <w:sz w:val="24"/>
         </w:rPr>
         <w:t>：</w:t>
@@ -688,7 +675,39 @@
           <w:rFonts w:ascii="宋体" w:hAnsi="宋体"/>
           <w:sz w:val="24"/>
         </w:rPr>
-        <w:t>在过去的几年里，由于在计算成本和检测性能之间具有有效的平衡，YOLO 已成为实时目标检测领域的主要范式。研究人员已经探索了 YOLO 的架构设计、优化目标、数据增强策略等，取得了显著进展。然而，对后处理的非极大值抑制（NMS）的依赖限制了 YOLO 的端到端部署，并对推理延迟产生不利影响。此外，YOLO 各组件的设计缺乏全面和深入的检查，导致明显的计算冗余，并限制了模型的能力。这使其效率不尽如人意，同时存在显著的性能提升潜力。在本工作中，我们旨在从后处理和模型架构两个方面进一步推动 YOLO 的性能-效率边界。为此，我们首先提出了一致双分配的YOLO无NMS训练方法，同时实现了竞争性性能与低推理延迟。此外，我们引入了面向整体效率-精度的 YOLO 模型设计策略。我们从效率和精度的角度全面优化 YOLO 的各个组件，大幅降低计算开销并增强模型能力。我们的努力成果是一代面向实时端到端目标检测的YOLO系列新版本，命名为 YOLOv10。大量实验证明，YOLOv10 在各种模型规模下均实现了最先进的性能与效率。例如，在 COCO 数据集上，我们的 YOLOv10-S 在类似AP下比RT-DETR-R18快1.8倍，同时参数量和FLOP分别减少2.8倍。与 YOLOv9-C 相比，YOLOv10-B在相同性能下延迟降低46%，参数量减少25%。</w:t>
+        <w:t>在过去的几年里，由于在计算成本和检测性能之间具有有效的平衡，YOLO 已成为实时目标检测领域的主要范式。研究人员已经探索了 YOLO 的架构设计、优化目标、数据增强策略等，取得了显著进展。然而，对后处理的非极大值抑制（NMS）的依赖限制了 YOLO 的端到端部署，并对推理延迟产生不利影响。此外，YOLO 各组件的设计缺乏全面和深入的检查，导致明显的计算冗余，并限制了模型的能力。这使其效率不尽如人意，同时存在显著的性能提升潜力。在本工作中，我们旨在从后处理和模型架构两个方面进一步推动 YOLO 的性能-效率边界。为此，我们首先提出了一致</w:t>
+      </w:r>
+      <w:proofErr w:type="gramStart"/>
+      <w:r>
+        <w:rPr>
+          <w:rFonts w:ascii="宋体" w:hAnsi="宋体"/>
+          <w:sz w:val="24"/>
+        </w:rPr>
+        <w:t>双分配</w:t>
+      </w:r>
+      <w:proofErr w:type="gramEnd"/>
+      <w:r>
+        <w:rPr>
+          <w:rFonts w:ascii="宋体" w:hAnsi="宋体"/>
+          <w:sz w:val="24"/>
+        </w:rPr>
+        <w:t>的YOLO无NMS训练方法，同时实现了竞争性性能与低推理延迟。此外，我们引入了面向整体效率-精度的 YOLO 模型设计策略。我们从效率和精度的角度全面优化 YOLO 的各个组件，大幅降低计算开销并增强模型能力。我们的努力成果是一代面向实时端到</w:t>
+      </w:r>
+      <w:proofErr w:type="gramStart"/>
+      <w:r>
+        <w:rPr>
+          <w:rFonts w:ascii="宋体" w:hAnsi="宋体"/>
+          <w:sz w:val="24"/>
+        </w:rPr>
+        <w:t>端目标</w:t>
+      </w:r>
+      <w:proofErr w:type="gramEnd"/>
+      <w:r>
+        <w:rPr>
+          <w:rFonts w:ascii="宋体" w:hAnsi="宋体"/>
+          <w:sz w:val="24"/>
+        </w:rPr>
+        <w:t>检测的YOLO系列新版本，命名为 YOLOv10。大量实验证明，YOLOv10 在各种模型规模下均实现了最先进的性能与效率。例如，在 COCO 数据集上，我们的 YOLOv10-S 在类似AP下比RT-DETR-R18快1.8倍，同时参数量和FLOP分别减少2.8倍。与 YOLOv9-C 相比，YOLOv10-B在相同性能下延迟降低46%，参数量减少25%。</w:t>
       </w:r>
       <w:r>
         <w:rPr>
@@ -810,7 +829,71 @@
           <w:rFonts w:eastAsia="仿宋_GB2312"/>
           <w:sz w:val="24"/>
         </w:rPr>
-        <w:t>Over the past years, YOLOs have emerged as the predominant paradigm in the field of real-time object detection owing to their effective balance between computa tional cost and detection performance. Researchers have explored the architectural designs, optimization objectives, data augmentation strategies, and others for YO LOs, achieving notable progress. However, the reliance on the non-maximum suppression (NMS) for post-processing hampers the end-to-end deployment of YOLOs and adversely impacts the inference latency. Besides, the design of various components in YOLOs lacks the comprehensive and thorough inspection, resulting in noticeable computational redundancy and limiting the model’s capability. It ren ders the suboptimal efficiency, along with considerable potential for performance improvements. In this work, we aim to further advance the performance-efficiency boundary of YOLOs from both the post-processing and the model architecture. To this end, we first present the consistent dual assignments for NMS-free training of YOLOs, which brings the competitive performance and low inference latency simultaneously. Moreover, we introduce the holistic efficiency-accuracy driven model design strategy for YOLOs. We comprehensively optimize various compo nents of YOLOs from both the efficiency and accuracy perspectives, which greatly reduces the computational overhead and enhances the capability. The outcome of our effort is a new generation of YOLO series for real-time end-to-end object detection, dubbed YOLOv10. Extensive experiments show that YOLOv10 achieves the state-of-the-art performance and efficiency across various model scales. For example, our YOLOv10-S is 1.8× faster than RT-DETR-R18 under the simi lar AP on COCO, meanwhile enjoying 2.8× smaller number of parameters and FLOPs. Compared with YOLOv9-C, YOLOv10-B has 46% less latency and 25% fewer parameters for the same performance.</w:t>
+        <w:t xml:space="preserve">Over the past years, YOLOs have emerged as the predominant paradigm in the field of real-time object detection owing to their effective balance between </w:t>
+      </w:r>
+      <w:proofErr w:type="spellStart"/>
+      <w:r>
+        <w:rPr>
+          <w:rFonts w:eastAsia="仿宋_GB2312"/>
+          <w:sz w:val="24"/>
+        </w:rPr>
+        <w:t>computa</w:t>
+      </w:r>
+      <w:proofErr w:type="spellEnd"/>
+      <w:r>
+        <w:rPr>
+          <w:rFonts w:eastAsia="仿宋_GB2312"/>
+          <w:sz w:val="24"/>
+        </w:rPr>
+        <w:t xml:space="preserve"> </w:t>
+      </w:r>
+      <w:proofErr w:type="spellStart"/>
+      <w:r>
+        <w:rPr>
+          <w:rFonts w:eastAsia="仿宋_GB2312"/>
+          <w:sz w:val="24"/>
+        </w:rPr>
+        <w:t>tional</w:t>
+      </w:r>
+      <w:proofErr w:type="spellEnd"/>
+      <w:r>
+        <w:rPr>
+          <w:rFonts w:eastAsia="仿宋_GB2312"/>
+          <w:sz w:val="24"/>
+        </w:rPr>
+        <w:t xml:space="preserve"> cost and detection performance. Researchers have explored the architectural designs, optimization objectives, data augmentation strategies, and others for YO LOs, achieving notable progress. However, the reliance on the non-maximum suppression (NMS) for post-processing hampers the end-to-end deployment of YOLOs and adversely impacts the inference latency. Besides, the design of various components in YOLOs lacks the comprehensive and thorough inspection, resulting in noticeable computational redundancy and limiting the model’s capability. It ren </w:t>
+      </w:r>
+      <w:proofErr w:type="spellStart"/>
+      <w:r>
+        <w:rPr>
+          <w:rFonts w:eastAsia="仿宋_GB2312"/>
+          <w:sz w:val="24"/>
+        </w:rPr>
+        <w:t>ders</w:t>
+      </w:r>
+      <w:proofErr w:type="spellEnd"/>
+      <w:r>
+        <w:rPr>
+          <w:rFonts w:eastAsia="仿宋_GB2312"/>
+          <w:sz w:val="24"/>
+        </w:rPr>
+        <w:t xml:space="preserve"> the suboptimal efficiency, along with considerable potential for performance improvements. In this work, we aim to further advance the performance-efficiency boundary of YOLOs from both the post-processing and the model architecture. To this end, we first present the consistent dual assignments for NMS-free training of YOLOs, which brings the competitive performance and low inference latency simultaneously. Moreover, we introduce the holistic efficiency-accuracy driven model design strategy for YOLOs. We comprehensively optimize various compo </w:t>
+      </w:r>
+      <w:proofErr w:type="spellStart"/>
+      <w:r>
+        <w:rPr>
+          <w:rFonts w:eastAsia="仿宋_GB2312"/>
+          <w:sz w:val="24"/>
+        </w:rPr>
+        <w:t>nents</w:t>
+      </w:r>
+      <w:proofErr w:type="spellEnd"/>
+      <w:r>
+        <w:rPr>
+          <w:rFonts w:eastAsia="仿宋_GB2312"/>
+          <w:sz w:val="24"/>
+        </w:rPr>
+        <w:t xml:space="preserve"> of YOLOs from both the efficiency and accuracy perspectives, which greatly reduces the computational overhead and enhances the capability. The outcome of our effort is a new generation of YOLO series for real-time end-to-end object detection, dubbed YOLOv10. Extensive experiments show that YOLOv10 achieves the state-of-the-art performance and efficiency across various model scales. For example, our YOLOv10-S is 1.8× faster than RT-DETR-R18 under the simi lar AP on COCO, meanwhile enjoying 2.8× smaller number of parameters and FLOPs. Compared with YOLOv9-C, YOLOv10-B has 46% less latency and 25% fewer parameters for the same performance.</w:t>
       </w:r>
       <w:r>
         <w:t xml:space="preserve"> </w:t>
@@ -929,7 +1012,7 @@
           <w:szCs w:val="28"/>
         </w:rPr>
       </w:pPr>
-      <w:bookmarkStart w:id="1" w:name="_Toc226302954"/>
+      <w:bookmarkStart w:id="1" w:name="_Toc230865802"/>
       <w:r>
         <w:rPr>
           <w:rFonts w:hint="eastAsia"/>
@@ -967,11 +1050,10 @@
       <w:r>
         <w:fldChar w:fldCharType="separate"/>
       </w:r>
-      <w:hyperlink w:anchor="_Toc226302953" w:history="1">
+      <w:hyperlink w:anchor="_Toc230865801" w:history="1">
         <w:r>
           <w:rPr>
             <w:rStyle w:val="af2"/>
-            <w:rFonts w:hint="eastAsia"/>
             <w:noProof/>
           </w:rPr>
           <w:t>摘要</w:t>
@@ -1005,7 +1087,7 @@
             <w:noProof/>
             <w:webHidden/>
           </w:rPr>
-          <w:instrText>PAGEREF _Toc226302953 \h</w:instrText>
+          <w:instrText>PAGEREF _Toc230865801 \h</w:instrText>
         </w:r>
         <w:r>
           <w:rPr>
@@ -1059,11 +1141,10 @@
           <w14:ligatures w14:val="standardContextual"/>
         </w:rPr>
       </w:pPr>
-      <w:hyperlink w:anchor="_Toc226302954" w:history="1">
+      <w:hyperlink w:anchor="_Toc230865802" w:history="1">
         <w:r>
           <w:rPr>
             <w:rStyle w:val="af2"/>
-            <w:rFonts w:hint="eastAsia"/>
             <w:noProof/>
           </w:rPr>
           <w:t>目次</w:t>
@@ -1097,7 +1178,7 @@
             <w:noProof/>
             <w:webHidden/>
           </w:rPr>
-          <w:instrText>PAGEREF _Toc226302954 \h</w:instrText>
+          <w:instrText>PAGEREF _Toc230865802 \h</w:instrText>
         </w:r>
         <w:r>
           <w:rPr>
@@ -1154,11 +1235,11 @@
           <w14:ligatures w14:val="standardContextual"/>
         </w:rPr>
       </w:pPr>
-      <w:hyperlink w:anchor="_Toc226302955" w:history="1">
+      <w:hyperlink w:anchor="_Toc230865803" w:history="1">
         <w:r>
           <w:rPr>
             <w:rStyle w:val="af2"/>
-            <w:rFonts w:eastAsia="黑体" w:hAnsi="黑体" w:hint="eastAsia"/>
+            <w:rFonts w:eastAsia="黑体" w:hAnsi="黑体"/>
             <w:noProof/>
           </w:rPr>
           <w:t>1.</w:t>
@@ -1177,7 +1258,7 @@
         <w:r>
           <w:rPr>
             <w:rStyle w:val="af2"/>
-            <w:rFonts w:eastAsia="黑体" w:hAnsi="黑体" w:hint="eastAsia"/>
+            <w:rFonts w:eastAsia="黑体" w:hAnsi="黑体"/>
             <w:noProof/>
           </w:rPr>
           <w:t>引言（绪论）</w:t>
@@ -1211,7 +1292,7 @@
             <w:noProof/>
             <w:webHidden/>
           </w:rPr>
-          <w:instrText>PAGEREF _Toc226302955 \h</w:instrText>
+          <w:instrText>PAGEREF _Toc230865803 \h</w:instrText>
         </w:r>
         <w:r>
           <w:rPr>
@@ -1268,11 +1349,11 @@
           <w14:ligatures w14:val="standardContextual"/>
         </w:rPr>
       </w:pPr>
-      <w:hyperlink w:anchor="_Toc226302956" w:history="1">
+      <w:hyperlink w:anchor="_Toc230865804" w:history="1">
         <w:r>
           <w:rPr>
             <w:rStyle w:val="af2"/>
-            <w:rFonts w:eastAsia="黑体" w:hAnsi="黑体" w:hint="eastAsia"/>
+            <w:rFonts w:eastAsia="黑体" w:hAnsi="黑体"/>
             <w:noProof/>
           </w:rPr>
           <w:t>2.</w:t>
@@ -1291,7 +1372,7 @@
         <w:r>
           <w:rPr>
             <w:rStyle w:val="af2"/>
-            <w:rFonts w:eastAsia="黑体" w:hAnsi="黑体" w:hint="eastAsia"/>
+            <w:rFonts w:eastAsia="黑体" w:hAnsi="黑体"/>
             <w:noProof/>
           </w:rPr>
           <w:t>相关工作</w:t>
@@ -1325,7 +1406,7 @@
             <w:noProof/>
             <w:webHidden/>
           </w:rPr>
-          <w:instrText>PAGEREF _Toc226302956 \h</w:instrText>
+          <w:instrText>PAGEREF _Toc230865804 \h</w:instrText>
         </w:r>
         <w:r>
           <w:rPr>
@@ -1382,11 +1463,11 @@
           <w14:ligatures w14:val="standardContextual"/>
         </w:rPr>
       </w:pPr>
-      <w:hyperlink w:anchor="_Toc226302957" w:history="1">
+      <w:hyperlink w:anchor="_Toc230865805" w:history="1">
         <w:r>
           <w:rPr>
             <w:rStyle w:val="af2"/>
-            <w:rFonts w:eastAsia="黑体" w:hAnsi="黑体" w:hint="eastAsia"/>
+            <w:rFonts w:eastAsia="黑体" w:hAnsi="黑体"/>
             <w:noProof/>
           </w:rPr>
           <w:t>3.</w:t>
@@ -1405,7 +1486,7 @@
         <w:r>
           <w:rPr>
             <w:rStyle w:val="af2"/>
-            <w:rFonts w:eastAsia="黑体" w:hAnsi="黑体" w:hint="eastAsia"/>
+            <w:rFonts w:eastAsia="黑体" w:hAnsi="黑体"/>
             <w:noProof/>
           </w:rPr>
           <w:t>方法论</w:t>
@@ -1439,7 +1520,7 @@
             <w:noProof/>
             <w:webHidden/>
           </w:rPr>
-          <w:instrText>PAGEREF _Toc226302957 \h</w:instrText>
+          <w:instrText>PAGEREF _Toc230865805 \h</w:instrText>
         </w:r>
         <w:r>
           <w:rPr>
@@ -1496,11 +1577,11 @@
           <w14:ligatures w14:val="standardContextual"/>
         </w:rPr>
       </w:pPr>
-      <w:hyperlink w:anchor="_Toc226302958" w:history="1">
+      <w:hyperlink w:anchor="_Toc230865806" w:history="1">
         <w:r>
           <w:rPr>
             <w:rStyle w:val="af2"/>
-            <w:rFonts w:eastAsia="黑体" w:hAnsi="黑体" w:hint="eastAsia"/>
+            <w:rFonts w:eastAsia="黑体" w:hAnsi="黑体"/>
             <w:noProof/>
           </w:rPr>
           <w:t>3.1.</w:t>
@@ -1519,7 +1600,7 @@
         <w:r>
           <w:rPr>
             <w:rStyle w:val="af2"/>
-            <w:rFonts w:eastAsia="黑体" w:hAnsi="黑体" w:hint="eastAsia"/>
+            <w:rFonts w:eastAsia="黑体" w:hAnsi="黑体"/>
             <w:noProof/>
           </w:rPr>
           <w:t>用于无</w:t>
@@ -1527,7 +1608,7 @@
         <w:r>
           <w:rPr>
             <w:rStyle w:val="af2"/>
-            <w:rFonts w:eastAsia="黑体" w:hAnsi="黑体" w:hint="eastAsia"/>
+            <w:rFonts w:eastAsia="黑体" w:hAnsi="黑体"/>
             <w:noProof/>
           </w:rPr>
           <w:t>NMS</w:t>
@@ -1535,7 +1616,7 @@
         <w:r>
           <w:rPr>
             <w:rStyle w:val="af2"/>
-            <w:rFonts w:eastAsia="黑体" w:hAnsi="黑体" w:hint="eastAsia"/>
+            <w:rFonts w:eastAsia="黑体" w:hAnsi="黑体"/>
             <w:noProof/>
           </w:rPr>
           <w:t>训练的一致双重分配</w:t>
@@ -1569,7 +1650,7 @@
             <w:noProof/>
             <w:webHidden/>
           </w:rPr>
-          <w:instrText>PAGEREF _Toc226302958 \h</w:instrText>
+          <w:instrText>PAGEREF _Toc230865806 \h</w:instrText>
         </w:r>
         <w:r>
           <w:rPr>
@@ -1626,11 +1707,11 @@
           <w14:ligatures w14:val="standardContextual"/>
         </w:rPr>
       </w:pPr>
-      <w:hyperlink w:anchor="_Toc226302959" w:history="1">
+      <w:hyperlink w:anchor="_Toc230865807" w:history="1">
         <w:r>
           <w:rPr>
             <w:rStyle w:val="af2"/>
-            <w:rFonts w:eastAsia="黑体" w:hAnsi="黑体" w:hint="eastAsia"/>
+            <w:rFonts w:eastAsia="黑体" w:hAnsi="黑体"/>
             <w:noProof/>
           </w:rPr>
           <w:t>3.2.</w:t>
@@ -1649,7 +1730,7 @@
         <w:r>
           <w:rPr>
             <w:rStyle w:val="af2"/>
-            <w:rFonts w:eastAsia="黑体" w:hAnsi="黑体" w:hint="eastAsia"/>
+            <w:rFonts w:eastAsia="黑体" w:hAnsi="黑体"/>
             <w:noProof/>
           </w:rPr>
           <w:t>整体效率</w:t>
@@ -1657,7 +1738,7 @@
         <w:r>
           <w:rPr>
             <w:rStyle w:val="af2"/>
-            <w:rFonts w:eastAsia="黑体" w:hAnsi="黑体" w:hint="eastAsia"/>
+            <w:rFonts w:eastAsia="黑体" w:hAnsi="黑体"/>
             <w:noProof/>
           </w:rPr>
           <w:t>-</w:t>
@@ -1665,7 +1746,7 @@
         <w:r>
           <w:rPr>
             <w:rStyle w:val="af2"/>
-            <w:rFonts w:eastAsia="黑体" w:hAnsi="黑体" w:hint="eastAsia"/>
+            <w:rFonts w:eastAsia="黑体" w:hAnsi="黑体"/>
             <w:noProof/>
           </w:rPr>
           <w:t>精确性驱动的模型设计</w:t>
@@ -1699,7 +1780,7 @@
             <w:noProof/>
             <w:webHidden/>
           </w:rPr>
-          <w:instrText>PAGEREF _Toc226302959 \h</w:instrText>
+          <w:instrText>PAGEREF _Toc230865807 \h</w:instrText>
         </w:r>
         <w:r>
           <w:rPr>
@@ -1756,11 +1837,11 @@
           <w14:ligatures w14:val="standardContextual"/>
         </w:rPr>
       </w:pPr>
-      <w:hyperlink w:anchor="_Toc226302960" w:history="1">
+      <w:hyperlink w:anchor="_Toc230865808" w:history="1">
         <w:r>
           <w:rPr>
             <w:rStyle w:val="af2"/>
-            <w:rFonts w:eastAsia="黑体" w:hAnsi="黑体" w:hint="eastAsia"/>
+            <w:rFonts w:eastAsia="黑体" w:hAnsi="黑体"/>
             <w:noProof/>
           </w:rPr>
           <w:t>4.</w:t>
@@ -1779,7 +1860,7 @@
         <w:r>
           <w:rPr>
             <w:rStyle w:val="af2"/>
-            <w:rFonts w:eastAsia="黑体" w:hAnsi="黑体" w:hint="eastAsia"/>
+            <w:rFonts w:eastAsia="黑体" w:hAnsi="黑体"/>
             <w:noProof/>
           </w:rPr>
           <w:t>实验</w:t>
@@ -1813,7 +1894,7 @@
             <w:noProof/>
             <w:webHidden/>
           </w:rPr>
-          <w:instrText>PAGEREF _Toc226302960 \h</w:instrText>
+          <w:instrText>PAGEREF _Toc230865808 \h</w:instrText>
         </w:r>
         <w:r>
           <w:rPr>
@@ -1870,11 +1951,11 @@
           <w14:ligatures w14:val="standardContextual"/>
         </w:rPr>
       </w:pPr>
-      <w:hyperlink w:anchor="_Toc226302961" w:history="1">
+      <w:hyperlink w:anchor="_Toc230865809" w:history="1">
         <w:r>
           <w:rPr>
             <w:rStyle w:val="af2"/>
-            <w:rFonts w:eastAsia="黑体" w:hAnsi="黑体" w:hint="eastAsia"/>
+            <w:rFonts w:eastAsia="黑体" w:hAnsi="黑体"/>
             <w:noProof/>
           </w:rPr>
           <w:t>4.1.</w:t>
@@ -1893,7 +1974,7 @@
         <w:r>
           <w:rPr>
             <w:rStyle w:val="af2"/>
-            <w:rFonts w:eastAsia="黑体" w:hAnsi="黑体" w:hint="eastAsia"/>
+            <w:rFonts w:eastAsia="黑体" w:hAnsi="黑体"/>
             <w:noProof/>
           </w:rPr>
           <w:t>实施细节</w:t>
@@ -1927,7 +2008,7 @@
             <w:noProof/>
             <w:webHidden/>
           </w:rPr>
-          <w:instrText>PAGEREF _Toc226302961 \h</w:instrText>
+          <w:instrText>PAGEREF _Toc230865809 \h</w:instrText>
         </w:r>
         <w:r>
           <w:rPr>
@@ -1984,11 +2065,11 @@
           <w14:ligatures w14:val="standardContextual"/>
         </w:rPr>
       </w:pPr>
-      <w:hyperlink w:anchor="_Toc226302962" w:history="1">
+      <w:hyperlink w:anchor="_Toc230865810" w:history="1">
         <w:r>
           <w:rPr>
             <w:rStyle w:val="af2"/>
-            <w:rFonts w:eastAsia="黑体" w:hAnsi="黑体" w:hint="eastAsia"/>
+            <w:rFonts w:eastAsia="黑体" w:hAnsi="黑体"/>
             <w:noProof/>
           </w:rPr>
           <w:t>4.2.</w:t>
@@ -2007,7 +2088,7 @@
         <w:r>
           <w:rPr>
             <w:rStyle w:val="af2"/>
-            <w:rFonts w:eastAsia="黑体" w:hAnsi="黑体" w:hint="eastAsia"/>
+            <w:rFonts w:eastAsia="黑体" w:hAnsi="黑体"/>
             <w:noProof/>
           </w:rPr>
           <w:t>与最先进技术的比较</w:t>
@@ -2041,7 +2122,7 @@
             <w:noProof/>
             <w:webHidden/>
           </w:rPr>
-          <w:instrText>PAGEREF _Toc226302962 \h</w:instrText>
+          <w:instrText>PAGEREF _Toc230865810 \h</w:instrText>
         </w:r>
         <w:r>
           <w:rPr>
@@ -2098,11 +2179,11 @@
           <w14:ligatures w14:val="standardContextual"/>
         </w:rPr>
       </w:pPr>
-      <w:hyperlink w:anchor="_Toc226302963" w:history="1">
+      <w:hyperlink w:anchor="_Toc230865811" w:history="1">
         <w:r>
           <w:rPr>
             <w:rStyle w:val="af2"/>
-            <w:rFonts w:eastAsia="黑体" w:hAnsi="黑体" w:hint="eastAsia"/>
+            <w:rFonts w:eastAsia="黑体" w:hAnsi="黑体"/>
             <w:noProof/>
           </w:rPr>
           <w:t>4.3.</w:t>
@@ -2121,7 +2202,7 @@
         <w:r>
           <w:rPr>
             <w:rStyle w:val="af2"/>
-            <w:rFonts w:eastAsia="黑体" w:hAnsi="黑体" w:hint="eastAsia"/>
+            <w:rFonts w:eastAsia="黑体" w:hAnsi="黑体"/>
             <w:noProof/>
           </w:rPr>
           <w:t>模型分析</w:t>
@@ -2155,7 +2236,7 @@
             <w:noProof/>
             <w:webHidden/>
           </w:rPr>
-          <w:instrText>PAGEREF _Toc226302963 \h</w:instrText>
+          <w:instrText>PAGEREF _Toc230865811 \h</w:instrText>
         </w:r>
         <w:r>
           <w:rPr>
@@ -2212,11 +2293,11 @@
           <w14:ligatures w14:val="standardContextual"/>
         </w:rPr>
       </w:pPr>
-      <w:hyperlink w:anchor="_Toc226302964" w:history="1">
+      <w:hyperlink w:anchor="_Toc230865812" w:history="1">
         <w:r>
           <w:rPr>
             <w:rStyle w:val="af2"/>
-            <w:rFonts w:eastAsia="黑体" w:hAnsi="黑体" w:hint="eastAsia"/>
+            <w:rFonts w:eastAsia="黑体" w:hAnsi="黑体"/>
             <w:noProof/>
           </w:rPr>
           <w:t>4.3.1.</w:t>
@@ -2235,7 +2316,7 @@
         <w:r>
           <w:rPr>
             <w:rStyle w:val="af2"/>
-            <w:rFonts w:eastAsia="黑体" w:hAnsi="黑体" w:hint="eastAsia"/>
+            <w:rFonts w:eastAsia="黑体" w:hAnsi="黑体"/>
             <w:noProof/>
           </w:rPr>
           <w:t>针对</w:t>
@@ -2243,7 +2324,7 @@
         <w:r>
           <w:rPr>
             <w:rStyle w:val="af2"/>
-            <w:rFonts w:eastAsia="黑体" w:hAnsi="黑体" w:hint="eastAsia"/>
+            <w:rFonts w:eastAsia="黑体" w:hAnsi="黑体"/>
             <w:noProof/>
           </w:rPr>
           <w:t>NMS</w:t>
@@ -2251,7 +2332,7 @@
         <w:r>
           <w:rPr>
             <w:rStyle w:val="af2"/>
-            <w:rFonts w:eastAsia="黑体" w:hAnsi="黑体" w:hint="eastAsia"/>
+            <w:rFonts w:eastAsia="黑体" w:hAnsi="黑体"/>
             <w:noProof/>
           </w:rPr>
           <w:t>的免费训练分析</w:t>
@@ -2285,7 +2366,7 @@
             <w:noProof/>
             <w:webHidden/>
           </w:rPr>
-          <w:instrText>PAGEREF _Toc226302964 \h</w:instrText>
+          <w:instrText>PAGEREF _Toc230865812 \h</w:instrText>
         </w:r>
         <w:r>
           <w:rPr>
@@ -2342,11 +2423,11 @@
           <w14:ligatures w14:val="standardContextual"/>
         </w:rPr>
       </w:pPr>
-      <w:hyperlink w:anchor="_Toc226302965" w:history="1">
+      <w:hyperlink w:anchor="_Toc230865813" w:history="1">
         <w:r>
           <w:rPr>
             <w:rStyle w:val="af2"/>
-            <w:rFonts w:eastAsia="黑体" w:hAnsi="黑体" w:hint="eastAsia"/>
+            <w:rFonts w:eastAsia="黑体" w:hAnsi="黑体"/>
             <w:noProof/>
           </w:rPr>
           <w:t>4.3.2.</w:t>
@@ -2365,7 +2446,7 @@
         <w:r>
           <w:rPr>
             <w:rStyle w:val="af2"/>
-            <w:rFonts w:eastAsia="黑体" w:hAnsi="黑体" w:hint="eastAsia"/>
+            <w:rFonts w:eastAsia="黑体" w:hAnsi="黑体"/>
             <w:noProof/>
           </w:rPr>
           <w:t>用于高效驱动的模型设计分析</w:t>
@@ -2399,7 +2480,7 @@
             <w:noProof/>
             <w:webHidden/>
           </w:rPr>
-          <w:instrText>PAGEREF _Toc226302965 \h</w:instrText>
+          <w:instrText>PAGEREF _Toc230865813 \h</w:instrText>
         </w:r>
         <w:r>
           <w:rPr>
@@ -2456,11 +2537,11 @@
           <w14:ligatures w14:val="standardContextual"/>
         </w:rPr>
       </w:pPr>
-      <w:hyperlink w:anchor="_Toc226302966" w:history="1">
+      <w:hyperlink w:anchor="_Toc230865814" w:history="1">
         <w:r>
           <w:rPr>
             <w:rStyle w:val="af2"/>
-            <w:rFonts w:eastAsia="黑体" w:hAnsi="黑体" w:hint="eastAsia"/>
+            <w:rFonts w:eastAsia="黑体" w:hAnsi="黑体"/>
             <w:noProof/>
           </w:rPr>
           <w:t>4.3.3.</w:t>
@@ -2479,7 +2560,7 @@
         <w:r>
           <w:rPr>
             <w:rStyle w:val="af2"/>
-            <w:rFonts w:eastAsia="黑体" w:hAnsi="黑体" w:hint="eastAsia"/>
+            <w:rFonts w:eastAsia="黑体" w:hAnsi="黑体"/>
             <w:noProof/>
           </w:rPr>
           <w:t>用于精确驱动模型设计的分析</w:t>
@@ -2513,7 +2594,7 @@
             <w:noProof/>
             <w:webHidden/>
           </w:rPr>
-          <w:instrText>PAGEREF _Toc226302966 \h</w:instrText>
+          <w:instrText>PAGEREF _Toc230865814 \h</w:instrText>
         </w:r>
         <w:r>
           <w:rPr>
@@ -2570,11 +2651,11 @@
           <w14:ligatures w14:val="standardContextual"/>
         </w:rPr>
       </w:pPr>
-      <w:hyperlink w:anchor="_Toc226302967" w:history="1">
+      <w:hyperlink w:anchor="_Toc230865815" w:history="1">
         <w:r>
           <w:rPr>
             <w:rStyle w:val="af2"/>
-            <w:rFonts w:eastAsia="黑体" w:hAnsi="黑体" w:hint="eastAsia"/>
+            <w:rFonts w:eastAsia="黑体" w:hAnsi="黑体"/>
             <w:noProof/>
           </w:rPr>
           <w:t>5.</w:t>
@@ -2593,7 +2674,7 @@
         <w:r>
           <w:rPr>
             <w:rStyle w:val="af2"/>
-            <w:rFonts w:eastAsia="黑体" w:hAnsi="黑体" w:hint="eastAsia"/>
+            <w:rFonts w:eastAsia="黑体" w:hAnsi="黑体"/>
             <w:noProof/>
           </w:rPr>
           <w:t>结论</w:t>
@@ -2627,7 +2708,7 @@
             <w:noProof/>
             <w:webHidden/>
           </w:rPr>
-          <w:instrText>PAGEREF _Toc226302967 \h</w:instrText>
+          <w:instrText>PAGEREF _Toc230865815 \h</w:instrText>
         </w:r>
         <w:r>
           <w:rPr>
@@ -2681,11 +2762,10 @@
           <w14:ligatures w14:val="standardContextual"/>
         </w:rPr>
       </w:pPr>
-      <w:hyperlink w:anchor="_Toc226302968" w:history="1">
+      <w:hyperlink w:anchor="_Toc230865816" w:history="1">
         <w:r>
           <w:rPr>
             <w:rStyle w:val="af2"/>
-            <w:rFonts w:hint="eastAsia"/>
             <w:noProof/>
           </w:rPr>
           <w:t>参考文献</w:t>
@@ -2719,7 +2799,7 @@
             <w:noProof/>
             <w:webHidden/>
           </w:rPr>
-          <w:instrText>PAGEREF _Toc226302968 \h</w:instrText>
+          <w:instrText>PAGEREF _Toc230865816 \h</w:instrText>
         </w:r>
         <w:r>
           <w:rPr>
@@ -2812,7 +2892,7 @@
         <w:lastRenderedPageBreak/>
         <w:t xml:space="preserve"> </w:t>
       </w:r>
-      <w:bookmarkStart w:id="2" w:name="_Toc226302955"/>
+      <w:bookmarkStart w:id="2" w:name="_Toc230865803"/>
       <w:r>
         <w:rPr>
           <w:rFonts w:eastAsia="黑体" w:hAnsi="黑体" w:hint="eastAsia"/>
@@ -3042,36 +3122,42 @@
         </w:rPr>
         <w:t>的一个根本性挑战，它对准确性和速度具有重要影响。为了实现更高效和更有效的模型架构，研究人员探索了不同的设计策略。在主干网络中提出了各种基本计算单元以增强特征提取能力，包括</w:t>
       </w:r>
+      <w:proofErr w:type="spellStart"/>
       <w:r>
         <w:rPr>
           <w:sz w:val="24"/>
         </w:rPr>
         <w:t>DarkNet</w:t>
       </w:r>
+      <w:proofErr w:type="spellEnd"/>
       <w:r>
         <w:rPr>
           <w:sz w:val="24"/>
         </w:rPr>
         <w:t>、</w:t>
       </w:r>
+      <w:proofErr w:type="spellStart"/>
       <w:r>
         <w:rPr>
           <w:sz w:val="24"/>
         </w:rPr>
         <w:t>CSPNet</w:t>
       </w:r>
+      <w:proofErr w:type="spellEnd"/>
       <w:r>
         <w:rPr>
           <w:sz w:val="24"/>
         </w:rPr>
         <w:t>、</w:t>
       </w:r>
+      <w:proofErr w:type="spellStart"/>
       <w:r>
         <w:rPr>
           <w:sz w:val="24"/>
         </w:rPr>
         <w:t>EfficientRep</w:t>
       </w:r>
+      <w:proofErr w:type="spellEnd"/>
       <w:r>
         <w:rPr>
           <w:sz w:val="24"/>
@@ -3102,12 +3188,14 @@
         </w:rPr>
         <w:t>、</w:t>
       </w:r>
+      <w:proofErr w:type="spellStart"/>
       <w:r>
         <w:rPr>
           <w:sz w:val="24"/>
         </w:rPr>
         <w:t>BiC</w:t>
       </w:r>
+      <w:proofErr w:type="spellEnd"/>
       <w:r>
         <w:rPr>
           <w:sz w:val="24"/>
@@ -3126,12 +3214,14 @@
         </w:rPr>
         <w:t>和</w:t>
       </w:r>
+      <w:proofErr w:type="spellStart"/>
       <w:r>
         <w:rPr>
           <w:sz w:val="24"/>
         </w:rPr>
         <w:t>RepGFPN</w:t>
       </w:r>
+      <w:proofErr w:type="spellEnd"/>
       <w:r>
         <w:rPr>
           <w:sz w:val="24"/>
@@ -3769,7 +3859,23 @@
           <w:rFonts w:ascii="Times New Roman" w:hAnsi="Times New Roman" w:hint="eastAsia"/>
           <w:szCs w:val="21"/>
         </w:rPr>
-        <w:t>准确率（右）权衡方面与其他模型的比较。我们使用官方预训练模型来测量端到端的延迟。</w:t>
+        <w:t>准确率（右）权衡方面与其他模型的比较。我们使用官方</w:t>
+      </w:r>
+      <w:proofErr w:type="gramStart"/>
+      <w:r>
+        <w:rPr>
+          <w:rFonts w:ascii="Times New Roman" w:hAnsi="Times New Roman" w:hint="eastAsia"/>
+          <w:szCs w:val="21"/>
+        </w:rPr>
+        <w:t>预训练</w:t>
+      </w:r>
+      <w:proofErr w:type="gramEnd"/>
+      <w:r>
+        <w:rPr>
+          <w:rFonts w:ascii="Times New Roman" w:hAnsi="Times New Roman" w:hint="eastAsia"/>
+          <w:szCs w:val="21"/>
+        </w:rPr>
+        <w:t>模型来测量端到端的延迟。</w:t>
       </w:r>
     </w:p>
     <w:p>
@@ -3817,7 +3923,7 @@
         <w:lastRenderedPageBreak/>
         <w:t xml:space="preserve"> </w:t>
       </w:r>
-      <w:bookmarkStart w:id="4" w:name="_Toc226302956"/>
+      <w:bookmarkStart w:id="4" w:name="_Toc230865804"/>
       <w:r>
         <w:rPr>
           <w:rFonts w:eastAsia="黑体" w:hAnsi="黑体"/>
@@ -3843,7 +3949,21 @@
         <w:rPr>
           <w:sz w:val="24"/>
         </w:rPr>
-        <w:t>实时目标检测器。实时目标检测旨在低延迟下对物体进行分类和定位，这对于现实应用至关重要。近年来，已经有大量工作致力于开发高效的检测器</w:t>
+        <w:t>实时目标检测器。实时目标检测</w:t>
+      </w:r>
+      <w:proofErr w:type="gramStart"/>
+      <w:r>
+        <w:rPr>
+          <w:sz w:val="24"/>
+        </w:rPr>
+        <w:t>旨在低</w:t>
+      </w:r>
+      <w:proofErr w:type="gramEnd"/>
+      <w:r>
+        <w:rPr>
+          <w:sz w:val="24"/>
+        </w:rPr>
+        <w:t>延迟下对物体进行分类和定位，这对于现实应用至关重要。近年来，已经有大量工作致力于开发高效的检测器</w:t>
       </w:r>
       <w:r>
         <w:rPr>
@@ -3929,12 +4049,14 @@
         </w:rPr>
         <w:t>引入了</w:t>
       </w:r>
+      <w:proofErr w:type="spellStart"/>
       <w:r>
         <w:rPr>
           <w:sz w:val="24"/>
         </w:rPr>
         <w:t>CSPNet</w:t>
       </w:r>
+      <w:proofErr w:type="spellEnd"/>
       <w:r>
         <w:rPr>
           <w:sz w:val="24"/>
@@ -3945,8 +4067,16 @@
         <w:rPr>
           <w:sz w:val="24"/>
         </w:rPr>
-        <w:t xml:space="preserve"> DarkNet</w:t>
-      </w:r>
+        <w:t xml:space="preserve"> </w:t>
+      </w:r>
+      <w:proofErr w:type="spellStart"/>
+      <w:r>
+        <w:rPr>
+          <w:sz w:val="24"/>
+        </w:rPr>
+        <w:t>DarkNet</w:t>
+      </w:r>
+      <w:proofErr w:type="spellEnd"/>
       <w:r>
         <w:rPr>
           <w:sz w:val="24"/>
@@ -3977,29 +4107,47 @@
         </w:rPr>
         <w:t>推出了用于颈部和骨干的</w:t>
       </w:r>
+      <w:proofErr w:type="spellStart"/>
       <w:r>
         <w:rPr>
           <w:sz w:val="24"/>
         </w:rPr>
         <w:t>BiC</w:t>
       </w:r>
+      <w:proofErr w:type="spellEnd"/>
       <w:r>
         <w:rPr>
           <w:sz w:val="24"/>
         </w:rPr>
         <w:t>和</w:t>
       </w:r>
+      <w:proofErr w:type="spellStart"/>
       <w:r>
         <w:rPr>
           <w:sz w:val="24"/>
         </w:rPr>
         <w:t>SimCSPSPPF</w:t>
       </w:r>
-      <w:r>
-        <w:rPr>
-          <w:sz w:val="24"/>
-        </w:rPr>
-        <w:t>，配合锚点辅助训练和自蒸馏策略。</w:t>
+      <w:proofErr w:type="spellEnd"/>
+      <w:r>
+        <w:rPr>
+          <w:sz w:val="24"/>
+        </w:rPr>
+        <w:t>，</w:t>
+      </w:r>
+      <w:proofErr w:type="gramStart"/>
+      <w:r>
+        <w:rPr>
+          <w:sz w:val="24"/>
+        </w:rPr>
+        <w:t>配合锚点辅助</w:t>
+      </w:r>
+      <w:proofErr w:type="gramEnd"/>
+      <w:r>
+        <w:rPr>
+          <w:sz w:val="24"/>
+        </w:rPr>
+        <w:t>训练和自蒸馏策略。</w:t>
       </w:r>
       <w:r>
         <w:rPr>
@@ -4125,7 +4273,35 @@
         <w:rPr>
           <w:sz w:val="24"/>
         </w:rPr>
-        <w:t>端到端目标检测器。端到端目标检测作为一种范式转变，摆脱了传统流水线结构，提供了更简化的架构。</w:t>
+        <w:t>端到</w:t>
+      </w:r>
+      <w:proofErr w:type="gramStart"/>
+      <w:r>
+        <w:rPr>
+          <w:sz w:val="24"/>
+        </w:rPr>
+        <w:t>端目标</w:t>
+      </w:r>
+      <w:proofErr w:type="gramEnd"/>
+      <w:r>
+        <w:rPr>
+          <w:sz w:val="24"/>
+        </w:rPr>
+        <w:t>检测器。端到</w:t>
+      </w:r>
+      <w:proofErr w:type="gramStart"/>
+      <w:r>
+        <w:rPr>
+          <w:sz w:val="24"/>
+        </w:rPr>
+        <w:t>端目标</w:t>
+      </w:r>
+      <w:proofErr w:type="gramEnd"/>
+      <w:r>
+        <w:rPr>
+          <w:sz w:val="24"/>
+        </w:rPr>
+        <w:t>检测作为一种范式转变，摆脱了传统流水线结构，提供了更简化的架构。</w:t>
       </w:r>
       <w:r>
         <w:rPr>
@@ -4209,7 +4385,21 @@
         <w:rPr>
           <w:sz w:val="24"/>
         </w:rPr>
-        <w:t>则进一步设计了高效混合编码器，并提出了最小不确定性查询选择，以提升准确性和延迟表现。另一条实现端到端目标检测的路线是基于</w:t>
+        <w:t>则进一步设计了高效混合编码器，并提出了最小不确定性查询选择，以提升准确性和延迟表现。另一条实现端到</w:t>
+      </w:r>
+      <w:proofErr w:type="gramStart"/>
+      <w:r>
+        <w:rPr>
+          <w:sz w:val="24"/>
+        </w:rPr>
+        <w:t>端目标</w:t>
+      </w:r>
+      <w:proofErr w:type="gramEnd"/>
+      <w:r>
+        <w:rPr>
+          <w:sz w:val="24"/>
+        </w:rPr>
+        <w:t>检测的路线是基于</w:t>
       </w:r>
       <w:r>
         <w:rPr>
@@ -4235,36 +4425,56 @@
         </w:rPr>
         <w:t>和关系网络提出另一种网络来去除检测器的重复预测。</w:t>
       </w:r>
+      <w:proofErr w:type="spellStart"/>
       <w:r>
         <w:rPr>
           <w:sz w:val="24"/>
         </w:rPr>
         <w:t>OneNet</w:t>
       </w:r>
+      <w:proofErr w:type="spellEnd"/>
       <w:r>
         <w:rPr>
           <w:sz w:val="24"/>
         </w:rPr>
         <w:t>和</w:t>
       </w:r>
+      <w:proofErr w:type="spellStart"/>
       <w:r>
         <w:rPr>
           <w:sz w:val="24"/>
         </w:rPr>
         <w:t>DeFCN</w:t>
       </w:r>
-      <w:r>
-        <w:rPr>
-          <w:sz w:val="24"/>
-        </w:rPr>
-        <w:t>提出一对一匹配策略，使全卷积网络能够实现端到端目标检测。</w:t>
-      </w:r>
+      <w:proofErr w:type="spellEnd"/>
+      <w:r>
+        <w:rPr>
+          <w:sz w:val="24"/>
+        </w:rPr>
+        <w:t>提出一对一匹配策略，使全卷积网络能够实现端到</w:t>
+      </w:r>
+      <w:proofErr w:type="gramStart"/>
+      <w:r>
+        <w:rPr>
+          <w:sz w:val="24"/>
+        </w:rPr>
+        <w:t>端目标</w:t>
+      </w:r>
+      <w:proofErr w:type="gramEnd"/>
+      <w:r>
+        <w:rPr>
+          <w:sz w:val="24"/>
+        </w:rPr>
+        <w:t>检测。</w:t>
+      </w:r>
+      <w:proofErr w:type="spellStart"/>
       <w:r>
         <w:rPr>
           <w:sz w:val="24"/>
         </w:rPr>
         <w:t>FCOSpss</w:t>
       </w:r>
+      <w:proofErr w:type="spellEnd"/>
       <w:r>
         <w:rPr>
           <w:sz w:val="24"/>
@@ -4306,7 +4516,7 @@
           <w:szCs w:val="30"/>
         </w:rPr>
       </w:pPr>
-      <w:bookmarkStart w:id="5" w:name="_Toc226302957"/>
+      <w:bookmarkStart w:id="5" w:name="_Toc230865805"/>
       <w:r>
         <w:rPr>
           <w:rFonts w:eastAsia="黑体" w:hAnsi="黑体"/>
@@ -4333,7 +4543,7 @@
           <w:szCs w:val="28"/>
         </w:rPr>
       </w:pPr>
-      <w:bookmarkStart w:id="6" w:name="_Toc226302958"/>
+      <w:bookmarkStart w:id="6" w:name="_Toc230865806"/>
       <w:r>
         <w:rPr>
           <w:rFonts w:eastAsia="黑体" w:hAnsi="黑体"/>
@@ -14884,7 +15094,21 @@
         <w:rPr>
           <w:sz w:val="24"/>
         </w:rPr>
-        <w:t>表示空间先验，用于指示预测的锚点是否位于实例内。</w:t>
+        <w:t>表示空间先验，用于指示预测</w:t>
+      </w:r>
+      <w:proofErr w:type="gramStart"/>
+      <w:r>
+        <w:rPr>
+          <w:sz w:val="24"/>
+        </w:rPr>
+        <w:t>的锚点是否</w:t>
+      </w:r>
+      <w:proofErr w:type="gramEnd"/>
+      <w:r>
+        <w:rPr>
+          <w:sz w:val="24"/>
+        </w:rPr>
+        <w:t>位于实例内。</w:t>
       </w:r>
       <m:oMath>
         <m:r>
@@ -15269,6 +15493,7 @@
         </w:rPr>
         <w:t>和</w:t>
       </w:r>
+      <w:proofErr w:type="spellStart"/>
       <m:oMath>
         <m:r>
           <m:rPr>
@@ -15281,6 +15506,7 @@
           <m:t>IoU</m:t>
         </m:r>
       </m:oMath>
+      <w:proofErr w:type="spellEnd"/>
       <w:r>
         <w:rPr>
           <w:sz w:val="24"/>
@@ -15293,6 +15519,7 @@
         </w:rPr>
         <w:t>我们注意到，两个分支的回归目标并不冲突，因为匹配的预测共享相同的目标，而未匹配的预测会被忽略。因此，监督差异存在于不同的分类目标上。对于一个实例，我们将其与预测的最大</w:t>
       </w:r>
+      <w:proofErr w:type="spellStart"/>
       <m:oMath>
         <m:r>
           <m:rPr>
@@ -15305,6 +15532,7 @@
           <m:t>IoU</m:t>
         </m:r>
       </m:oMath>
+      <w:proofErr w:type="spellEnd"/>
       <w:r>
         <w:rPr>
           <w:sz w:val="24"/>
@@ -15497,11 +15725,19 @@
           <m:t>i</m:t>
         </m:r>
       </m:oMath>
-      <w:r>
-        <w:rPr>
-          <w:sz w:val="24"/>
-        </w:rPr>
-        <w:t>个预测，其指标为</w:t>
+      <w:proofErr w:type="gramStart"/>
+      <w:r>
+        <w:rPr>
+          <w:sz w:val="24"/>
+        </w:rPr>
+        <w:t>个</w:t>
+      </w:r>
+      <w:proofErr w:type="gramEnd"/>
+      <w:r>
+        <w:rPr>
+          <w:sz w:val="24"/>
+        </w:rPr>
+        <w:t>预测，其指标为</w:t>
       </w:r>
       <m:oMath>
         <m:sSub>
@@ -16164,8 +16400,8 @@
         <w:t>距离来推导，即</w:t>
       </w:r>
     </w:p>
-    <w:bookmarkStart w:id="8" w:name="_Ref219238612"/>
-    <w:bookmarkStart w:id="9" w:name="_Ref219238884"/>
+    <w:bookmarkStart w:id="9" w:name="_Ref219238612"/>
+    <w:bookmarkStart w:id="10" w:name="_Ref219238884"/>
     <w:p>
       <w:pPr>
         <w:pStyle w:val="af5"/>
@@ -16447,7 +16683,7 @@
             </w:rPr>
             <m:t>(</m:t>
           </m:r>
-          <w:bookmarkEnd w:id="8"/>
+          <w:bookmarkEnd w:id="9"/>
           <m:r>
             <w:rPr>
               <w:rFonts w:ascii="Cambria Math" w:hAnsi="Cambria Math"/>
@@ -16513,7 +16749,7 @@
             </w:rPr>
             <w:fldChar w:fldCharType="end"/>
           </m:r>
-          <w:bookmarkEnd w:id="9"/>
+          <w:bookmarkEnd w:id="10"/>
           <m:r>
             <w:rPr>
               <w:rFonts w:ascii="Cambria Math" w:hAnsi="Cambria Math"/>
@@ -17131,7 +17367,21 @@
         <w:rPr>
           <w:sz w:val="24"/>
         </w:rPr>
-        <w:t>。因此，对于一对多头来说的最佳正样本，对一对一头也是最佳的。因此，两个头可以一致且协调地进行优化。</w:t>
+        <w:t>。因此，对于一对多头来说的</w:t>
+      </w:r>
+      <w:proofErr w:type="gramStart"/>
+      <w:r>
+        <w:rPr>
+          <w:sz w:val="24"/>
+        </w:rPr>
+        <w:t>最佳正</w:t>
+      </w:r>
+      <w:proofErr w:type="gramEnd"/>
+      <w:r>
+        <w:rPr>
+          <w:sz w:val="24"/>
+        </w:rPr>
+        <w:t>样本，对一对一头也是最佳的。因此，两个头可以一致且协调地进行优化。</w:t>
       </w:r>
       <w:r>
         <w:rPr>
@@ -17527,12 +17777,14 @@
         <w:lastRenderedPageBreak/>
         <w:t>结合空间先验的预测感知分配。此外，</w:t>
       </w:r>
+      <w:proofErr w:type="spellStart"/>
       <w:r>
         <w:rPr>
           <w:sz w:val="24"/>
         </w:rPr>
         <w:t>LRANet</w:t>
       </w:r>
+      <w:proofErr w:type="spellEnd"/>
       <w:r>
         <w:rPr>
           <w:sz w:val="24"/>
@@ -17627,7 +17879,7 @@
           <w:szCs w:val="28"/>
         </w:rPr>
       </w:pPr>
-      <w:bookmarkStart w:id="10" w:name="_Toc226302959"/>
+      <w:bookmarkStart w:id="11" w:name="_Toc230865807"/>
       <w:r>
         <w:rPr>
           <w:rFonts w:eastAsia="黑体" w:hAnsi="黑体"/>
@@ -17636,7 +17888,7 @@
         </w:rPr>
         <w:t>整体效率-精确性驱动的模型设计</w:t>
       </w:r>
-      <w:bookmarkEnd w:id="10"/>
+      <w:bookmarkEnd w:id="11"/>
     </w:p>
     <w:p>
       <w:pPr>
@@ -17715,7 +17967,21 @@
         <w:rPr>
           <w:sz w:val="24"/>
         </w:rPr>
-        <w:t>的组件包括干茎层、下采样层、由基本构建块组成的阶段以及头部。干茎层的计算成本很低，因此我们对其他三个部分进行以效率为驱动的模型设计。</w:t>
+        <w:t>的组件包括干茎层、下采样层、由基本构建块组成的阶段以及头部。</w:t>
+      </w:r>
+      <w:proofErr w:type="gramStart"/>
+      <w:r>
+        <w:rPr>
+          <w:sz w:val="24"/>
+        </w:rPr>
+        <w:t>干茎层的</w:t>
+      </w:r>
+      <w:proofErr w:type="gramEnd"/>
+      <w:r>
+        <w:rPr>
+          <w:sz w:val="24"/>
+        </w:rPr>
+        <w:t>计算成本很低，因此我们对其他三个部分进行以效率为驱动的模型设计。</w:t>
       </w:r>
     </w:p>
     <w:p>
@@ -17776,8 +18042,8 @@
           <w:rFonts w:ascii="Times New Roman" w:hAnsi="Times New Roman"/>
         </w:rPr>
       </w:pPr>
-      <w:bookmarkStart w:id="11" w:name="_Ref219127916"/>
-      <w:bookmarkStart w:id="12" w:name="_Ref219127912"/>
+      <w:bookmarkStart w:id="12" w:name="_Ref219127916"/>
+      <w:bookmarkStart w:id="13" w:name="_Ref219127912"/>
       <w:r>
         <w:rPr>
           <w:rFonts w:ascii="Times New Roman" w:hAnsi="Times New Roman" w:hint="eastAsia"/>
@@ -17882,7 +18148,7 @@
         </w:rPr>
         <w:fldChar w:fldCharType="end"/>
       </w:r>
-      <w:bookmarkEnd w:id="11"/>
+      <w:bookmarkEnd w:id="12"/>
       <w:r>
         <w:rPr>
           <w:rFonts w:ascii="Times New Roman" w:hAnsi="Times New Roman" w:hint="eastAsia"/>
@@ -17901,149 +18167,190 @@
           <w:rFonts w:ascii="Times New Roman" w:hAnsi="Times New Roman" w:hint="eastAsia"/>
           <w:szCs w:val="21"/>
         </w:rPr>
-        <w:t>中各阶段和各模型的固有秩。主干网络和颈部的阶段按模型前向过程的顺序编号。数值秩</w:t>
-      </w:r>
+        <w:t>中各阶段和各模型的固有</w:t>
+      </w:r>
+      <w:proofErr w:type="gramStart"/>
       <w:r>
         <w:rPr>
           <w:rFonts w:ascii="Times New Roman" w:hAnsi="Times New Roman" w:hint="eastAsia"/>
           <w:szCs w:val="21"/>
         </w:rPr>
-        <w:t>r</w:t>
-      </w:r>
+        <w:t>秩</w:t>
+      </w:r>
+      <w:proofErr w:type="gramEnd"/>
       <w:r>
         <w:rPr>
           <w:rFonts w:ascii="Times New Roman" w:hAnsi="Times New Roman" w:hint="eastAsia"/>
           <w:szCs w:val="21"/>
         </w:rPr>
-        <w:t>在</w:t>
-      </w:r>
+        <w:t>。主干网络和颈部的阶段按模型前向过程的顺序编号。数值</w:t>
+      </w:r>
+      <w:proofErr w:type="gramStart"/>
       <w:r>
         <w:rPr>
           <w:rFonts w:ascii="Times New Roman" w:hAnsi="Times New Roman" w:hint="eastAsia"/>
           <w:szCs w:val="21"/>
         </w:rPr>
-        <w:t>y</w:t>
-      </w:r>
+        <w:t>秩</w:t>
+      </w:r>
+      <w:proofErr w:type="gramEnd"/>
       <w:r>
         <w:rPr>
           <w:rFonts w:ascii="Times New Roman" w:hAnsi="Times New Roman" w:hint="eastAsia"/>
           <w:szCs w:val="21"/>
         </w:rPr>
-        <w:t>轴上归一化为</w:t>
+        <w:t>r</w:t>
       </w:r>
       <w:r>
         <w:rPr>
           <w:rFonts w:ascii="Times New Roman" w:hAnsi="Times New Roman" w:hint="eastAsia"/>
           <w:szCs w:val="21"/>
         </w:rPr>
-        <w:t>r/Co</w:t>
+        <w:t>在</w:t>
       </w:r>
       <w:r>
         <w:rPr>
           <w:rFonts w:ascii="Times New Roman" w:hAnsi="Times New Roman" w:hint="eastAsia"/>
           <w:szCs w:val="21"/>
         </w:rPr>
-        <w:t>，其阈值默认为λ</w:t>
+        <w:t>y</w:t>
       </w:r>
       <w:r>
         <w:rPr>
           <w:rFonts w:ascii="Times New Roman" w:hAnsi="Times New Roman" w:hint="eastAsia"/>
           <w:szCs w:val="21"/>
         </w:rPr>
-        <w:t>max/2</w:t>
+        <w:t>轴上归一化为</w:t>
       </w:r>
       <w:r>
         <w:rPr>
           <w:rFonts w:ascii="Times New Roman" w:hAnsi="Times New Roman" w:hint="eastAsia"/>
           <w:szCs w:val="21"/>
         </w:rPr>
-        <w:t>，其中</w:t>
+        <w:t>r/Co</w:t>
       </w:r>
       <w:r>
         <w:rPr>
           <w:rFonts w:ascii="Times New Roman" w:hAnsi="Times New Roman" w:hint="eastAsia"/>
           <w:szCs w:val="21"/>
         </w:rPr>
-        <w:t>Co</w:t>
+        <w:t>，其阈值默认为λ</w:t>
       </w:r>
       <w:r>
         <w:rPr>
           <w:rFonts w:ascii="Times New Roman" w:hAnsi="Times New Roman" w:hint="eastAsia"/>
           <w:szCs w:val="21"/>
         </w:rPr>
-        <w:t>表示输出通道的数量，λ</w:t>
+        <w:t>max/2</w:t>
       </w:r>
       <w:r>
         <w:rPr>
           <w:rFonts w:ascii="Times New Roman" w:hAnsi="Times New Roman" w:hint="eastAsia"/>
           <w:szCs w:val="21"/>
         </w:rPr>
-        <w:t>max</w:t>
+        <w:t>，其中</w:t>
       </w:r>
       <w:r>
         <w:rPr>
           <w:rFonts w:ascii="Times New Roman" w:hAnsi="Times New Roman" w:hint="eastAsia"/>
           <w:szCs w:val="21"/>
         </w:rPr>
-        <w:t>为最大奇异值。可以观察到，深层阶段和大模型的固有秩值较低。</w:t>
+        <w:t>Co</w:t>
       </w:r>
       <w:r>
         <w:rPr>
           <w:rFonts w:ascii="Times New Roman" w:hAnsi="Times New Roman" w:hint="eastAsia"/>
           <w:szCs w:val="21"/>
         </w:rPr>
-        <w:t xml:space="preserve"> (b) </w:t>
+        <w:t>表示输出通道的数量，λ</w:t>
       </w:r>
       <w:r>
         <w:rPr>
           <w:rFonts w:ascii="Times New Roman" w:hAnsi="Times New Roman" w:hint="eastAsia"/>
           <w:szCs w:val="21"/>
         </w:rPr>
-        <w:t>紧凑型倒置块（</w:t>
+        <w:t>max</w:t>
       </w:r>
       <w:r>
         <w:rPr>
           <w:rFonts w:ascii="Times New Roman" w:hAnsi="Times New Roman" w:hint="eastAsia"/>
           <w:szCs w:val="21"/>
         </w:rPr>
-        <w:t>CIB</w:t>
-      </w:r>
+        <w:t>为最大奇异值。可以观察到，深层阶段和大模型的固有</w:t>
+      </w:r>
+      <w:proofErr w:type="gramStart"/>
       <w:r>
         <w:rPr>
           <w:rFonts w:ascii="Times New Roman" w:hAnsi="Times New Roman" w:hint="eastAsia"/>
           <w:szCs w:val="21"/>
         </w:rPr>
-        <w:t>）。</w:t>
-      </w:r>
+        <w:t>秩</w:t>
+      </w:r>
+      <w:proofErr w:type="gramEnd"/>
       <w:r>
         <w:rPr>
           <w:rFonts w:ascii="Times New Roman" w:hAnsi="Times New Roman" w:hint="eastAsia"/>
           <w:szCs w:val="21"/>
         </w:rPr>
-        <w:t xml:space="preserve">(c) </w:t>
+        <w:t>值较低。</w:t>
       </w:r>
       <w:r>
         <w:rPr>
           <w:rFonts w:ascii="Times New Roman" w:hAnsi="Times New Roman" w:hint="eastAsia"/>
           <w:szCs w:val="21"/>
         </w:rPr>
-        <w:t>部分自注意力模块（</w:t>
+        <w:t xml:space="preserve"> (b) </w:t>
       </w:r>
       <w:r>
         <w:rPr>
           <w:rFonts w:ascii="Times New Roman" w:hAnsi="Times New Roman" w:hint="eastAsia"/>
           <w:szCs w:val="21"/>
         </w:rPr>
-        <w:t>PSA</w:t>
+        <w:t>紧凑型倒置块（</w:t>
       </w:r>
       <w:r>
         <w:rPr>
           <w:rFonts w:ascii="Times New Roman" w:hAnsi="Times New Roman" w:hint="eastAsia"/>
           <w:szCs w:val="21"/>
         </w:rPr>
+        <w:t>CIB</w:t>
+      </w:r>
+      <w:r>
+        <w:rPr>
+          <w:rFonts w:ascii="Times New Roman" w:hAnsi="Times New Roman" w:hint="eastAsia"/>
+          <w:szCs w:val="21"/>
+        </w:rPr>
         <w:t>）。</w:t>
       </w:r>
-      <w:bookmarkEnd w:id="12"/>
+      <w:r>
+        <w:rPr>
+          <w:rFonts w:ascii="Times New Roman" w:hAnsi="Times New Roman" w:hint="eastAsia"/>
+          <w:szCs w:val="21"/>
+        </w:rPr>
+        <w:t xml:space="preserve">(c) </w:t>
+      </w:r>
+      <w:r>
+        <w:rPr>
+          <w:rFonts w:ascii="Times New Roman" w:hAnsi="Times New Roman" w:hint="eastAsia"/>
+          <w:szCs w:val="21"/>
+        </w:rPr>
+        <w:t>部分自注意力模块（</w:t>
+      </w:r>
+      <w:r>
+        <w:rPr>
+          <w:rFonts w:ascii="Times New Roman" w:hAnsi="Times New Roman" w:hint="eastAsia"/>
+          <w:szCs w:val="21"/>
+        </w:rPr>
+        <w:t>PSA</w:t>
+      </w:r>
+      <w:r>
+        <w:rPr>
+          <w:rFonts w:ascii="Times New Roman" w:hAnsi="Times New Roman" w:hint="eastAsia"/>
+          <w:szCs w:val="21"/>
+        </w:rPr>
+        <w:t>）。</w:t>
+      </w:r>
+      <w:bookmarkEnd w:id="13"/>
     </w:p>
     <w:p>
       <w:pPr>
@@ -18514,7 +18821,21 @@
         <w:rPr>
           <w:sz w:val="24"/>
         </w:rPr>
-        <w:t>基于秩的块设计。</w:t>
+        <w:t>基于</w:t>
+      </w:r>
+      <w:proofErr w:type="gramStart"/>
+      <w:r>
+        <w:rPr>
+          <w:sz w:val="24"/>
+        </w:rPr>
+        <w:t>秩</w:t>
+      </w:r>
+      <w:proofErr w:type="gramEnd"/>
+      <w:r>
+        <w:rPr>
+          <w:sz w:val="24"/>
+        </w:rPr>
+        <w:t>的块设计。</w:t>
       </w:r>
       <w:r>
         <w:rPr>
@@ -18550,13 +18871,55 @@
         <w:rPr>
           <w:sz w:val="24"/>
         </w:rPr>
-        <w:t>的这种同质设计，我们利用内在秩来分析每个阶段的冗余性。</w:t>
-      </w:r>
-      <w:r>
-        <w:rPr>
-          <w:sz w:val="24"/>
-        </w:rPr>
-        <w:t>具体来说，我们计算每个阶段最后一个基础模块中最后一个卷积层的数值秩，该数值秩是大于阈值的奇异值的数量。</w:t>
+        <w:t>的这种同质设计，我们利用内在</w:t>
+      </w:r>
+      <w:proofErr w:type="gramStart"/>
+      <w:r>
+        <w:rPr>
+          <w:sz w:val="24"/>
+        </w:rPr>
+        <w:t>秩</w:t>
+      </w:r>
+      <w:proofErr w:type="gramEnd"/>
+      <w:r>
+        <w:rPr>
+          <w:sz w:val="24"/>
+        </w:rPr>
+        <w:t>来分析每个阶段的冗余性。</w:t>
+      </w:r>
+      <w:r>
+        <w:rPr>
+          <w:sz w:val="24"/>
+        </w:rPr>
+        <w:t>具体来说，我们计算每个阶段最后一个基础模块中最后一个卷积层的数值</w:t>
+      </w:r>
+      <w:proofErr w:type="gramStart"/>
+      <w:r>
+        <w:rPr>
+          <w:sz w:val="24"/>
+        </w:rPr>
+        <w:t>秩</w:t>
+      </w:r>
+      <w:proofErr w:type="gramEnd"/>
+      <w:r>
+        <w:rPr>
+          <w:sz w:val="24"/>
+        </w:rPr>
+        <w:t>，该数值</w:t>
+      </w:r>
+      <w:proofErr w:type="gramStart"/>
+      <w:r>
+        <w:rPr>
+          <w:sz w:val="24"/>
+        </w:rPr>
+        <w:t>秩</w:t>
+      </w:r>
+      <w:proofErr w:type="gramEnd"/>
+      <w:r>
+        <w:rPr>
+          <w:sz w:val="24"/>
+        </w:rPr>
+        <w:t>是大于阈值的奇异值的数量。</w:t>
       </w:r>
       <w:r>
         <w:rPr>
@@ -18666,7 +19029,21 @@
         <w:rPr>
           <w:sz w:val="24"/>
         </w:rPr>
-        <w:t>效率权衡并不理想。为了解决这个问题，我们提出了一种基于秩的模块设计方案，旨在通过紧凑的架构设计降低那些被证明冗余的阶段的复杂度。我们首先提出了一种紧凑的倒置模块（</w:t>
+        <w:t>效率权衡并不理想。为了解决这个问题，我们提出了一种基于</w:t>
+      </w:r>
+      <w:proofErr w:type="gramStart"/>
+      <w:r>
+        <w:rPr>
+          <w:sz w:val="24"/>
+        </w:rPr>
+        <w:t>秩</w:t>
+      </w:r>
+      <w:proofErr w:type="gramEnd"/>
+      <w:r>
+        <w:rPr>
+          <w:sz w:val="24"/>
+        </w:rPr>
+        <w:t>的模块设计方案，旨在通过紧凑的架构设计降低那些被证明冗余的阶段的复杂度。我们首先提出了一种紧凑的倒置模块（</w:t>
       </w:r>
       <w:r>
         <w:rPr>
@@ -18878,7 +19255,35 @@
         <w:rPr>
           <w:sz w:val="24"/>
         </w:rPr>
-        <w:t>）。然后，我们提出了一种基于秩的模块分配策略，以在保持竞争力的容量的同时实现最佳效率。具体而言，给定一个模型，我们按各阶段的内在秩升序排序。我们进一步检查将领先阶段的基本模块替换为</w:t>
+        <w:t>）。然后，我们提出了一种基于</w:t>
+      </w:r>
+      <w:proofErr w:type="gramStart"/>
+      <w:r>
+        <w:rPr>
+          <w:sz w:val="24"/>
+        </w:rPr>
+        <w:t>秩</w:t>
+      </w:r>
+      <w:proofErr w:type="gramEnd"/>
+      <w:r>
+        <w:rPr>
+          <w:sz w:val="24"/>
+        </w:rPr>
+        <w:t>的模块分配策略，以在保持竞争力的容量的同时实现最佳效率。具体而言，给定一个模型，我们按各阶段的内在</w:t>
+      </w:r>
+      <w:proofErr w:type="gramStart"/>
+      <w:r>
+        <w:rPr>
+          <w:sz w:val="24"/>
+        </w:rPr>
+        <w:t>秩</w:t>
+      </w:r>
+      <w:proofErr w:type="gramEnd"/>
+      <w:r>
+        <w:rPr>
+          <w:sz w:val="24"/>
+        </w:rPr>
+        <w:t>升序排序。我们进一步检查将领先阶段的基本模块替换为</w:t>
       </w:r>
       <w:r>
         <w:rPr>
@@ -18904,7 +19309,21 @@
         <w:rPr>
           <w:sz w:val="24"/>
         </w:rPr>
-        <w:t>以准确性为驱动的模型设计。我们进一步探索大核卷积和自注意力机制，以实现准确性驱动的设计，旨在在最低成本下提升性能。</w:t>
+        <w:t>以准确性为驱动的模型设计。我们进一步探索大核卷积和自注意力机制，以实现准确性驱动的设计，旨在</w:t>
+      </w:r>
+      <w:proofErr w:type="gramStart"/>
+      <w:r>
+        <w:rPr>
+          <w:sz w:val="24"/>
+        </w:rPr>
+        <w:t>在</w:t>
+      </w:r>
+      <w:proofErr w:type="gramEnd"/>
+      <w:r>
+        <w:rPr>
+          <w:sz w:val="24"/>
+        </w:rPr>
+        <w:t>最低成本下提升性能。</w:t>
       </w:r>
     </w:p>
     <w:p>
@@ -19209,14 +19628,44 @@
         <w:rPr>
           <w:sz w:val="24"/>
         </w:rPr>
-        <w:t>中查询和键的维度设置为值维度的一半，并用</w:t>
-      </w:r>
+        <w:t>中查询和</w:t>
+      </w:r>
+      <w:proofErr w:type="gramStart"/>
+      <w:r>
+        <w:rPr>
+          <w:sz w:val="24"/>
+        </w:rPr>
+        <w:t>键的</w:t>
+      </w:r>
+      <w:proofErr w:type="gramEnd"/>
+      <w:r>
+        <w:rPr>
+          <w:sz w:val="24"/>
+        </w:rPr>
+        <w:t>维度</w:t>
+      </w:r>
+      <w:proofErr w:type="gramStart"/>
+      <w:r>
+        <w:rPr>
+          <w:sz w:val="24"/>
+        </w:rPr>
+        <w:t>设置为值维</w:t>
+      </w:r>
+      <w:proofErr w:type="gramEnd"/>
+      <w:r>
+        <w:rPr>
+          <w:sz w:val="24"/>
+        </w:rPr>
+        <w:t>度的一半，并用</w:t>
+      </w:r>
+      <w:proofErr w:type="spellStart"/>
       <w:r>
         <w:rPr>
           <w:sz w:val="24"/>
         </w:rPr>
         <w:t>BatchNorm</w:t>
       </w:r>
+      <w:proofErr w:type="spellEnd"/>
       <w:r>
         <w:rPr>
           <w:sz w:val="24"/>
@@ -19227,8 +19676,16 @@
         <w:rPr>
           <w:sz w:val="24"/>
         </w:rPr>
-        <w:t xml:space="preserve"> LayerNorm</w:t>
-      </w:r>
+        <w:t xml:space="preserve"> </w:t>
+      </w:r>
+      <w:proofErr w:type="spellStart"/>
+      <w:r>
+        <w:rPr>
+          <w:sz w:val="24"/>
+        </w:rPr>
+        <w:t>LayerNorm</w:t>
+      </w:r>
+      <w:proofErr w:type="spellEnd"/>
       <w:r>
         <w:rPr>
           <w:sz w:val="24"/>
@@ -19257,7 +19714,35 @@
         <w:rPr>
           <w:sz w:val="24"/>
         </w:rPr>
-        <w:t>阶段之后放置，避免了自注意力的二次计算复杂度带来的过高开销。通过这种方式，全球表示学习能力可以以低计算成本融合到</w:t>
+        <w:t>阶段之后放置，避免了自注意力的二次计算复杂</w:t>
+      </w:r>
+      <w:proofErr w:type="gramStart"/>
+      <w:r>
+        <w:rPr>
+          <w:sz w:val="24"/>
+        </w:rPr>
+        <w:t>度带来</w:t>
+      </w:r>
+      <w:proofErr w:type="gramEnd"/>
+      <w:r>
+        <w:rPr>
+          <w:sz w:val="24"/>
+        </w:rPr>
+        <w:t>的过高开销。通过这种方式，全球表示学习能力可以以</w:t>
+      </w:r>
+      <w:proofErr w:type="gramStart"/>
+      <w:r>
+        <w:rPr>
+          <w:sz w:val="24"/>
+        </w:rPr>
+        <w:t>低计算</w:t>
+      </w:r>
+      <w:proofErr w:type="gramEnd"/>
+      <w:r>
+        <w:rPr>
+          <w:sz w:val="24"/>
+        </w:rPr>
+        <w:t>成本融合到</w:t>
       </w:r>
       <w:r>
         <w:rPr>
@@ -19280,7 +19765,7 @@
           <w:rFonts w:ascii="Times New Roman" w:hAnsi="Times New Roman"/>
         </w:rPr>
       </w:pPr>
-      <w:bookmarkStart w:id="13" w:name="_Ref219128648"/>
+      <w:bookmarkStart w:id="14" w:name="_Ref219128648"/>
       <w:r>
         <w:rPr>
           <w:rFonts w:ascii="Times New Roman" w:hAnsi="Times New Roman" w:hint="eastAsia"/>
@@ -19385,12 +19870,26 @@
         </w:rPr>
         <w:fldChar w:fldCharType="end"/>
       </w:r>
-      <w:bookmarkEnd w:id="13"/>
+      <w:bookmarkEnd w:id="14"/>
       <w:r>
         <w:rPr>
           <w:rFonts w:ascii="Times New Roman" w:hAnsi="Times New Roman" w:hint="eastAsia"/>
         </w:rPr>
-        <w:t>与最先进技术的比较。延迟使用官方预训练模型测量。延迟</w:t>
+        <w:t>与最先进技术的比较。延迟使用官方</w:t>
+      </w:r>
+      <w:proofErr w:type="gramStart"/>
+      <w:r>
+        <w:rPr>
+          <w:rFonts w:ascii="Times New Roman" w:hAnsi="Times New Roman" w:hint="eastAsia"/>
+        </w:rPr>
+        <w:t>预训练</w:t>
+      </w:r>
+      <w:proofErr w:type="gramEnd"/>
+      <w:r>
+        <w:rPr>
+          <w:rFonts w:ascii="Times New Roman" w:hAnsi="Times New Roman" w:hint="eastAsia"/>
+        </w:rPr>
+        <w:t>模型测量。延迟</w:t>
       </w:r>
       <w:r>
         <w:rPr>
@@ -19521,7 +20020,23 @@
                 <w:spacing w:val="-2"/>
                 <w:sz w:val="18"/>
               </w:rPr>
-              <w:t>#Param.(M)</w:t>
+              <w:t>#</w:t>
+            </w:r>
+            <w:proofErr w:type="gramStart"/>
+            <w:r>
+              <w:rPr>
+                <w:spacing w:val="-2"/>
+                <w:sz w:val="18"/>
+              </w:rPr>
+              <w:t>Param.(</w:t>
+            </w:r>
+            <w:proofErr w:type="gramEnd"/>
+            <w:r>
+              <w:rPr>
+                <w:spacing w:val="-2"/>
+                <w:sz w:val="18"/>
+              </w:rPr>
+              <w:t>M)</w:t>
             </w:r>
           </w:p>
         </w:tc>
@@ -19568,6 +20083,8 @@
                 <w:sz w:val="18"/>
               </w:rPr>
             </w:pPr>
+            <w:proofErr w:type="spellStart"/>
+            <w:proofErr w:type="gramStart"/>
             <w:r>
               <w:rPr>
                 <w:spacing w:val="-2"/>
@@ -19587,13 +20104,23 @@
               </w:rPr>
               <w:t>val</w:t>
             </w:r>
+            <w:proofErr w:type="spellEnd"/>
             <w:r>
               <w:rPr>
                 <w:spacing w:val="-2"/>
                 <w:w w:val="105"/>
                 <w:sz w:val="18"/>
               </w:rPr>
-              <w:t>(%)</w:t>
+              <w:t>(</w:t>
+            </w:r>
+            <w:proofErr w:type="gramEnd"/>
+            <w:r>
+              <w:rPr>
+                <w:spacing w:val="-2"/>
+                <w:w w:val="105"/>
+                <w:sz w:val="18"/>
+              </w:rPr>
+              <w:t>%)</w:t>
             </w:r>
           </w:p>
         </w:tc>
@@ -19619,7 +20146,23 @@
                 <w:spacing w:val="-2"/>
                 <w:sz w:val="18"/>
               </w:rPr>
-              <w:t>Latency(ms)</w:t>
+              <w:t>Latency(</w:t>
+            </w:r>
+            <w:proofErr w:type="spellStart"/>
+            <w:r>
+              <w:rPr>
+                <w:spacing w:val="-2"/>
+                <w:sz w:val="18"/>
+              </w:rPr>
+              <w:t>ms</w:t>
+            </w:r>
+            <w:proofErr w:type="spellEnd"/>
+            <w:r>
+              <w:rPr>
+                <w:spacing w:val="-2"/>
+                <w:sz w:val="18"/>
+              </w:rPr>
+              <w:t>)</w:t>
             </w:r>
           </w:p>
         </w:tc>
@@ -19640,6 +20183,7 @@
                 <w:sz w:val="18"/>
               </w:rPr>
             </w:pPr>
+            <w:proofErr w:type="spellStart"/>
             <w:r>
               <w:rPr>
                 <w:sz w:val="18"/>
@@ -19655,6 +20199,7 @@
               </w:rPr>
               <w:t>f</w:t>
             </w:r>
+            <w:proofErr w:type="spellEnd"/>
             <w:r>
               <w:rPr>
                 <w:rFonts w:ascii="Bookman Old Style"/>
@@ -19669,7 +20214,23 @@
                 <w:spacing w:val="-4"/>
                 <w:sz w:val="18"/>
               </w:rPr>
-              <w:t>(ms)</w:t>
+              <w:t>(</w:t>
+            </w:r>
+            <w:proofErr w:type="spellStart"/>
+            <w:r>
+              <w:rPr>
+                <w:spacing w:val="-4"/>
+                <w:sz w:val="18"/>
+              </w:rPr>
+              <w:t>ms</w:t>
+            </w:r>
+            <w:proofErr w:type="spellEnd"/>
+            <w:r>
+              <w:rPr>
+                <w:spacing w:val="-4"/>
+                <w:sz w:val="18"/>
+              </w:rPr>
+              <w:t>)</w:t>
             </w:r>
           </w:p>
         </w:tc>
@@ -24747,7 +25308,7 @@
           <w:szCs w:val="30"/>
         </w:rPr>
       </w:pPr>
-      <w:bookmarkStart w:id="14" w:name="_Toc226302960"/>
+      <w:bookmarkStart w:id="15" w:name="_Toc230865808"/>
       <w:r>
         <w:rPr>
           <w:rFonts w:eastAsia="黑体" w:hAnsi="黑体"/>
@@ -24757,7 +25318,7 @@
         <w:lastRenderedPageBreak/>
         <w:t>实验</w:t>
       </w:r>
-      <w:bookmarkEnd w:id="14"/>
+      <w:bookmarkEnd w:id="15"/>
     </w:p>
     <w:p>
       <w:pPr>
@@ -24774,7 +25335,7 @@
           <w:szCs w:val="28"/>
         </w:rPr>
       </w:pPr>
-      <w:bookmarkStart w:id="15" w:name="_Toc226302961"/>
+      <w:bookmarkStart w:id="16" w:name="_Toc230865809"/>
       <w:r>
         <w:rPr>
           <w:rFonts w:eastAsia="黑体" w:hAnsi="黑体"/>
@@ -24783,7 +25344,7 @@
         </w:rPr>
         <w:t>实施细节</w:t>
       </w:r>
-      <w:bookmarkEnd w:id="15"/>
+      <w:bookmarkEnd w:id="16"/>
     </w:p>
     <w:p>
       <w:pPr>
@@ -24951,7 +25512,21 @@
         <w:rPr>
           <w:sz w:val="24"/>
         </w:rPr>
-        <w:t xml:space="preserve"> TensorRT FP16</w:t>
+        <w:t xml:space="preserve"> </w:t>
+      </w:r>
+      <w:proofErr w:type="spellStart"/>
+      <w:r>
+        <w:rPr>
+          <w:sz w:val="24"/>
+        </w:rPr>
+        <w:t>TensorRT</w:t>
+      </w:r>
+      <w:proofErr w:type="spellEnd"/>
+      <w:r>
+        <w:rPr>
+          <w:sz w:val="24"/>
+        </w:rPr>
+        <w:t xml:space="preserve"> FP16</w:t>
       </w:r>
       <w:r>
         <w:rPr>
@@ -24987,7 +25562,7 @@
           <w:szCs w:val="28"/>
         </w:rPr>
       </w:pPr>
-      <w:bookmarkStart w:id="16" w:name="_Toc226302962"/>
+      <w:bookmarkStart w:id="17" w:name="_Toc230865810"/>
       <w:r>
         <w:rPr>
           <w:rFonts w:eastAsia="黑体" w:hAnsi="黑体"/>
@@ -24996,7 +25571,7 @@
         </w:rPr>
         <w:t>与最先进技术的比较</w:t>
       </w:r>
-      <w:bookmarkEnd w:id="16"/>
+      <w:bookmarkEnd w:id="17"/>
     </w:p>
     <w:p>
       <w:pPr>
@@ -25650,12 +26225,14 @@
         </w:rPr>
         <w:t>模型进行了比较。在这种情况下，我们考虑模型前向过程的性能和延迟（</w:t>
       </w:r>
+      <w:proofErr w:type="spellStart"/>
       <w:r>
         <w:rPr>
           <w:sz w:val="24"/>
         </w:rPr>
         <w:t>Latency_f</w:t>
       </w:r>
+      <w:proofErr w:type="spellEnd"/>
       <w:r>
         <w:rPr>
           <w:sz w:val="24"/>
@@ -25802,7 +26379,7 @@
           <w:rFonts w:ascii="Times New Roman" w:hAnsi="Times New Roman"/>
         </w:rPr>
       </w:pPr>
-      <w:bookmarkStart w:id="17" w:name="_Ref219237663"/>
+      <w:bookmarkStart w:id="18" w:name="_Ref219237663"/>
       <w:r>
         <w:rPr>
           <w:rFonts w:ascii="Times New Roman" w:hAnsi="Times New Roman" w:hint="eastAsia"/>
@@ -25908,7 +26485,7 @@
         </w:rPr>
         <w:fldChar w:fldCharType="end"/>
       </w:r>
-      <w:bookmarkEnd w:id="17"/>
+      <w:bookmarkEnd w:id="18"/>
       <w:r>
         <w:rPr>
           <w:rFonts w:ascii="Times New Roman" w:hAnsi="Times New Roman" w:hint="eastAsia"/>
@@ -26044,11 +26621,19 @@
               </w:rPr>
               <w:t xml:space="preserve"> </w:t>
             </w:r>
-            <w:r>
-              <w:rPr>
-                <w:sz w:val="18"/>
-              </w:rPr>
-              <w:t>Efficiency.Accuracy.</w:t>
+            <w:proofErr w:type="spellStart"/>
+            <w:r>
+              <w:rPr>
+                <w:sz w:val="18"/>
+              </w:rPr>
+              <w:t>Efficiency.Accuracy</w:t>
+            </w:r>
+            <w:proofErr w:type="spellEnd"/>
+            <w:r>
+              <w:rPr>
+                <w:sz w:val="18"/>
+              </w:rPr>
+              <w:t>.</w:t>
             </w:r>
           </w:p>
         </w:tc>
@@ -26073,7 +26658,21 @@
               <w:rPr>
                 <w:sz w:val="18"/>
               </w:rPr>
-              <w:t>#Param.(M)</w:t>
+              <w:t>#</w:t>
+            </w:r>
+            <w:proofErr w:type="gramStart"/>
+            <w:r>
+              <w:rPr>
+                <w:sz w:val="18"/>
+              </w:rPr>
+              <w:t>Param.(</w:t>
+            </w:r>
+            <w:proofErr w:type="gramEnd"/>
+            <w:r>
+              <w:rPr>
+                <w:sz w:val="18"/>
+              </w:rPr>
+              <w:t>M)</w:t>
             </w:r>
           </w:p>
         </w:tc>
@@ -26119,6 +26718,8 @@
                 <w:sz w:val="18"/>
               </w:rPr>
             </w:pPr>
+            <w:proofErr w:type="spellStart"/>
+            <w:proofErr w:type="gramStart"/>
             <w:r>
               <w:rPr>
                 <w:sz w:val="18"/>
@@ -26134,11 +26735,19 @@
               </w:rPr>
               <w:t>val</w:t>
             </w:r>
-            <w:r>
-              <w:rPr>
-                <w:sz w:val="18"/>
-              </w:rPr>
-              <w:t>(%)</w:t>
+            <w:proofErr w:type="spellEnd"/>
+            <w:r>
+              <w:rPr>
+                <w:sz w:val="18"/>
+              </w:rPr>
+              <w:t>(</w:t>
+            </w:r>
+            <w:proofErr w:type="gramEnd"/>
+            <w:r>
+              <w:rPr>
+                <w:sz w:val="18"/>
+              </w:rPr>
+              <w:t>%)</w:t>
             </w:r>
           </w:p>
         </w:tc>
@@ -26164,7 +26773,23 @@
                 <w:spacing w:val="-2"/>
                 <w:sz w:val="18"/>
               </w:rPr>
-              <w:t>Latency(ms)</w:t>
+              <w:t>Latency(</w:t>
+            </w:r>
+            <w:proofErr w:type="spellStart"/>
+            <w:r>
+              <w:rPr>
+                <w:spacing w:val="-2"/>
+                <w:sz w:val="18"/>
+              </w:rPr>
+              <w:t>ms</w:t>
+            </w:r>
+            <w:proofErr w:type="spellEnd"/>
+            <w:r>
+              <w:rPr>
+                <w:spacing w:val="-2"/>
+                <w:sz w:val="18"/>
+              </w:rPr>
+              <w:t>)</w:t>
             </w:r>
           </w:p>
         </w:tc>
@@ -27556,7 +28181,7 @@
           <w:rFonts w:ascii="Times New Roman" w:hAnsi="Times New Roman"/>
         </w:rPr>
       </w:pPr>
-      <w:bookmarkStart w:id="18" w:name="_Ref219237744"/>
+      <w:bookmarkStart w:id="19" w:name="_Ref219237744"/>
       <w:r>
         <w:rPr>
           <w:rFonts w:ascii="Times New Roman" w:hAnsi="Times New Roman" w:hint="eastAsia"/>
@@ -27659,7 +28284,7 @@
         </w:rPr>
         <w:fldChar w:fldCharType="end"/>
       </w:r>
-      <w:bookmarkEnd w:id="18"/>
+      <w:bookmarkEnd w:id="19"/>
       <w:r>
         <w:rPr>
           <w:rFonts w:ascii="Times New Roman" w:hAnsi="Times New Roman" w:hint="eastAsia"/>
@@ -28148,7 +28773,7 @@
           <w:rFonts w:ascii="Times New Roman" w:hAnsi="Times New Roman"/>
         </w:rPr>
       </w:pPr>
-      <w:bookmarkStart w:id="19" w:name="_Ref219237814"/>
+      <w:bookmarkStart w:id="20" w:name="_Ref219237814"/>
       <w:r>
         <w:rPr>
           <w:rFonts w:ascii="Times New Roman" w:hAnsi="Times New Roman" w:hint="eastAsia"/>
@@ -28251,7 +28876,7 @@
         </w:rPr>
         <w:fldChar w:fldCharType="end"/>
       </w:r>
-      <w:bookmarkEnd w:id="19"/>
+      <w:bookmarkEnd w:id="20"/>
       <w:r>
         <w:rPr>
           <w:rFonts w:ascii="Times New Roman" w:hAnsi="Times New Roman" w:hint="eastAsia"/>
@@ -29351,7 +29976,7 @@
           <w:rFonts w:ascii="Times New Roman" w:hAnsi="Times New Roman"/>
         </w:rPr>
       </w:pPr>
-      <w:bookmarkStart w:id="20" w:name="_Ref219290401"/>
+      <w:bookmarkStart w:id="21" w:name="_Ref219290401"/>
       <w:r>
         <w:rPr>
           <w:rFonts w:ascii="Times New Roman" w:hAnsi="Times New Roman" w:hint="eastAsia"/>
@@ -29454,7 +30079,7 @@
         </w:rPr>
         <w:fldChar w:fldCharType="end"/>
       </w:r>
-      <w:bookmarkEnd w:id="20"/>
+      <w:bookmarkEnd w:id="21"/>
       <w:r>
         <w:rPr>
           <w:rFonts w:ascii="Times New Roman" w:hAnsi="Times New Roman" w:hint="eastAsia"/>
@@ -29840,7 +30465,23 @@
                 <w:rFonts w:ascii="宋体" w:hAnsi="宋体"/>
                 <w:szCs w:val="21"/>
               </w:rPr>
-              <w:t>+cls.</w:t>
+              <w:t>+</w:t>
+            </w:r>
+            <w:proofErr w:type="spellStart"/>
+            <w:r>
+              <w:rPr>
+                <w:rFonts w:ascii="宋体" w:hAnsi="宋体"/>
+                <w:szCs w:val="21"/>
+              </w:rPr>
+              <w:t>cls</w:t>
+            </w:r>
+            <w:proofErr w:type="spellEnd"/>
+            <w:r>
+              <w:rPr>
+                <w:rFonts w:ascii="宋体" w:hAnsi="宋体"/>
+                <w:szCs w:val="21"/>
+              </w:rPr>
+              <w:t>.</w:t>
             </w:r>
           </w:p>
         </w:tc>
@@ -30227,7 +30868,7 @@
           <w:szCs w:val="28"/>
         </w:rPr>
       </w:pPr>
-      <w:bookmarkStart w:id="21" w:name="_Toc226302963"/>
+      <w:bookmarkStart w:id="22" w:name="_Toc230865811"/>
       <w:r>
         <w:rPr>
           <w:rFonts w:eastAsia="黑体" w:hAnsi="黑体"/>
@@ -30236,7 +30877,7 @@
         </w:rPr>
         <w:t>模型分析</w:t>
       </w:r>
-      <w:bookmarkEnd w:id="21"/>
+      <w:bookmarkEnd w:id="22"/>
     </w:p>
     <w:p>
       <w:pPr>
@@ -30351,7 +30992,21 @@
         <w:rPr>
           <w:sz w:val="24"/>
         </w:rPr>
-        <w:t>中展示了消融结果。可以观察到，我们采用一致双分配的无</w:t>
+        <w:t>中展示了消融结果。可以观察到，我们采用一致</w:t>
+      </w:r>
+      <w:proofErr w:type="gramStart"/>
+      <w:r>
+        <w:rPr>
+          <w:sz w:val="24"/>
+        </w:rPr>
+        <w:t>双分配</w:t>
+      </w:r>
+      <w:proofErr w:type="gramEnd"/>
+      <w:r>
+        <w:rPr>
+          <w:sz w:val="24"/>
+        </w:rPr>
+        <w:t>的无</w:t>
       </w:r>
       <w:r>
         <w:rPr>
@@ -30548,7 +31203,7 @@
           <w:szCs w:val="24"/>
         </w:rPr>
       </w:pPr>
-      <w:bookmarkStart w:id="22" w:name="_Toc226302964"/>
+      <w:bookmarkStart w:id="23" w:name="_Toc230865812"/>
       <w:r>
         <w:rPr>
           <w:rFonts w:eastAsia="黑体" w:hAnsi="黑体"/>
@@ -30557,7 +31212,7 @@
         <w:lastRenderedPageBreak/>
         <w:t>针对NMS的免费训练分析</w:t>
       </w:r>
-      <w:bookmarkEnd w:id="22"/>
+      <w:bookmarkEnd w:id="23"/>
     </w:p>
     <w:p>
       <w:pPr>
@@ -31584,8 +32239,8 @@
           <w:rFonts w:hint="eastAsia"/>
         </w:rPr>
       </w:pPr>
-      <w:bookmarkStart w:id="23" w:name="_Ref219239922"/>
-      <w:bookmarkStart w:id="24" w:name="_Ref219239915"/>
+      <w:bookmarkStart w:id="24" w:name="_Ref219239922"/>
+      <w:bookmarkStart w:id="25" w:name="_Ref219239915"/>
       <w:r>
         <w:rPr>
           <w:rFonts w:hint="eastAsia"/>
@@ -31690,14 +32345,22 @@
         </w:rPr>
         <w:fldChar w:fldCharType="end"/>
       </w:r>
-      <w:bookmarkEnd w:id="23"/>
+      <w:bookmarkEnd w:id="24"/>
+      <w:proofErr w:type="gramStart"/>
       <w:r>
         <w:rPr>
           <w:rFonts w:hint="eastAsia"/>
         </w:rPr>
-        <w:t>每个锚点提取特征与所有其他特征的平均余弦相似度</w:t>
-      </w:r>
-      <w:bookmarkEnd w:id="24"/>
+        <w:t>每个锚点提取</w:t>
+      </w:r>
+      <w:proofErr w:type="gramEnd"/>
+      <w:r>
+        <w:rPr>
+          <w:rFonts w:hint="eastAsia"/>
+        </w:rPr>
+        <w:t>特征与所有其他特征的平均余弦相似度</w:t>
+      </w:r>
+      <w:bookmarkEnd w:id="25"/>
     </w:p>
     <w:p>
       <w:pPr>
@@ -31721,8 +32384,8 @@
           <w:rFonts w:ascii="Times New Roman" w:hAnsi="Times New Roman"/>
         </w:rPr>
       </w:pPr>
-      <w:bookmarkStart w:id="25" w:name="_Ref219239752"/>
-      <w:bookmarkStart w:id="26" w:name="_Ref219239746"/>
+      <w:bookmarkStart w:id="26" w:name="_Ref219239752"/>
+      <w:bookmarkStart w:id="27" w:name="_Ref219239746"/>
       <w:r>
         <w:rPr>
           <w:rFonts w:ascii="Times New Roman" w:hAnsi="Times New Roman" w:hint="eastAsia"/>
@@ -31827,14 +32490,14 @@
         </w:rPr>
         <w:fldChar w:fldCharType="end"/>
       </w:r>
-      <w:bookmarkEnd w:id="25"/>
+      <w:bookmarkEnd w:id="26"/>
       <w:r>
         <w:rPr>
           <w:rFonts w:ascii="Times New Roman" w:hAnsi="Times New Roman" w:hint="eastAsia"/>
         </w:rPr>
         <w:t>分类结果</w:t>
       </w:r>
-      <w:bookmarkEnd w:id="26"/>
+      <w:bookmarkEnd w:id="27"/>
     </w:p>
     <w:tbl>
       <w:tblPr>
@@ -31928,7 +32591,23 @@
                 <w:rFonts w:ascii="宋体" w:hAnsi="宋体"/>
                 <w:szCs w:val="21"/>
               </w:rPr>
-              <w:t>+cls.</w:t>
+              <w:t>+</w:t>
+            </w:r>
+            <w:proofErr w:type="spellStart"/>
+            <w:r>
+              <w:rPr>
+                <w:rFonts w:ascii="宋体" w:hAnsi="宋体"/>
+                <w:szCs w:val="21"/>
+              </w:rPr>
+              <w:t>cls</w:t>
+            </w:r>
+            <w:proofErr w:type="spellEnd"/>
+            <w:r>
+              <w:rPr>
+                <w:rFonts w:ascii="宋体" w:hAnsi="宋体"/>
+                <w:szCs w:val="21"/>
+              </w:rPr>
+              <w:t>.</w:t>
             </w:r>
           </w:p>
         </w:tc>
@@ -32392,7 +33071,7 @@
           <w:rFonts w:ascii="Times New Roman" w:hAnsi="Times New Roman"/>
         </w:rPr>
       </w:pPr>
-      <w:bookmarkStart w:id="27" w:name="_Ref219290543"/>
+      <w:bookmarkStart w:id="28" w:name="_Ref219290543"/>
       <w:r>
         <w:rPr>
           <w:rFonts w:ascii="Times New Roman" w:hAnsi="Times New Roman" w:hint="eastAsia"/>
@@ -32497,13 +33176,21 @@
         </w:rPr>
         <w:fldChar w:fldCharType="end"/>
       </w:r>
-      <w:bookmarkEnd w:id="27"/>
+      <w:bookmarkEnd w:id="28"/>
       <w:r>
         <w:rPr>
           <w:rFonts w:ascii="Times New Roman" w:hAnsi="Times New Roman" w:hint="eastAsia"/>
         </w:rPr>
-        <w:t xml:space="preserve"> d.s.</w:t>
-      </w:r>
+        <w:t xml:space="preserve"> </w:t>
+      </w:r>
+      <w:proofErr w:type="spellStart"/>
+      <w:r>
+        <w:rPr>
+          <w:rFonts w:ascii="Times New Roman" w:hAnsi="Times New Roman" w:hint="eastAsia"/>
+        </w:rPr>
+        <w:t>d.s.</w:t>
+      </w:r>
+      <w:proofErr w:type="spellEnd"/>
       <w:r>
         <w:rPr>
           <w:rFonts w:ascii="Times New Roman" w:hAnsi="Times New Roman" w:hint="eastAsia"/>
@@ -32878,7 +33565,7 @@
           <w:rFonts w:ascii="Times New Roman" w:hAnsi="Times New Roman"/>
         </w:rPr>
       </w:pPr>
-      <w:bookmarkStart w:id="28" w:name="_Ref219290591"/>
+      <w:bookmarkStart w:id="29" w:name="_Ref219290591"/>
       <w:r>
         <w:rPr>
           <w:rFonts w:ascii="Times New Roman" w:hAnsi="Times New Roman" w:hint="eastAsia"/>
@@ -32981,7 +33668,7 @@
         </w:rPr>
         <w:fldChar w:fldCharType="end"/>
       </w:r>
-      <w:bookmarkEnd w:id="28"/>
+      <w:bookmarkEnd w:id="29"/>
       <w:r>
         <w:rPr>
           <w:rFonts w:ascii="Times New Roman" w:hAnsi="Times New Roman"/>
@@ -33424,7 +34111,7 @@
           <w:rFonts w:ascii="Times New Roman" w:hAnsi="Times New Roman"/>
         </w:rPr>
       </w:pPr>
-      <w:bookmarkStart w:id="29" w:name="_Ref219290627"/>
+      <w:bookmarkStart w:id="30" w:name="_Ref219290627"/>
       <w:r>
         <w:rPr>
           <w:rFonts w:ascii="Times New Roman" w:hAnsi="Times New Roman" w:hint="eastAsia"/>
@@ -33529,7 +34216,7 @@
         </w:rPr>
         <w:fldChar w:fldCharType="end"/>
       </w:r>
-      <w:bookmarkEnd w:id="29"/>
+      <w:bookmarkEnd w:id="30"/>
       <w:r>
         <w:rPr>
           <w:rFonts w:ascii="Times New Roman" w:hAnsi="Times New Roman" w:hint="eastAsia"/>
@@ -34161,7 +34848,21 @@
         <w:rPr>
           <w:sz w:val="24"/>
         </w:rPr>
-        <w:t>的更明显性能差距。相比之下，具有更强能力和更具判别力特征的</w:t>
+        <w:t>的更明显性能差距。相比之下，具有更强能力和更具判别</w:t>
+      </w:r>
+      <w:proofErr w:type="gramStart"/>
+      <w:r>
+        <w:rPr>
+          <w:sz w:val="24"/>
+        </w:rPr>
+        <w:t>力特征</w:t>
+      </w:r>
+      <w:proofErr w:type="gramEnd"/>
+      <w:r>
+        <w:rPr>
+          <w:sz w:val="24"/>
+        </w:rPr>
+        <w:t>的</w:t>
       </w:r>
       <w:r>
         <w:rPr>
@@ -34258,7 +34959,49 @@
         <w:rPr>
           <w:sz w:val="24"/>
         </w:rPr>
-        <w:t>验证集中每个锚点提取的特征与其他所有锚点特征的平均余弦相似度。我们观察到，随着模型规模的增加，锚点之间的特征相似度呈下降趋势，这有利于一对一匹配。基于这一见解，我们将在未来的工作中探索进一步缩小差距并实现更高端到端性能的方法。</w:t>
+        <w:t>验证集中</w:t>
+      </w:r>
+      <w:proofErr w:type="gramStart"/>
+      <w:r>
+        <w:rPr>
+          <w:sz w:val="24"/>
+        </w:rPr>
+        <w:t>每个锚点提取</w:t>
+      </w:r>
+      <w:proofErr w:type="gramEnd"/>
+      <w:r>
+        <w:rPr>
+          <w:sz w:val="24"/>
+        </w:rPr>
+        <w:t>的特征与其他</w:t>
+      </w:r>
+      <w:proofErr w:type="gramStart"/>
+      <w:r>
+        <w:rPr>
+          <w:sz w:val="24"/>
+        </w:rPr>
+        <w:t>所有锚点特征</w:t>
+      </w:r>
+      <w:proofErr w:type="gramEnd"/>
+      <w:r>
+        <w:rPr>
+          <w:sz w:val="24"/>
+        </w:rPr>
+        <w:t>的平均余弦相似度。我们观察到，随着模型规模的增加，</w:t>
+      </w:r>
+      <w:proofErr w:type="gramStart"/>
+      <w:r>
+        <w:rPr>
+          <w:sz w:val="24"/>
+        </w:rPr>
+        <w:t>锚点之间</w:t>
+      </w:r>
+      <w:proofErr w:type="gramEnd"/>
+      <w:r>
+        <w:rPr>
+          <w:sz w:val="24"/>
+        </w:rPr>
+        <w:t>的特征相似度呈下降趋势，这有利于一对一匹配。基于这一见解，我们将在未来的工作中探索进一步缩小差距并实现更高端到端性能的方法。</w:t>
       </w:r>
     </w:p>
     <w:p>
@@ -34275,7 +35018,7 @@
           <w:szCs w:val="24"/>
         </w:rPr>
       </w:pPr>
-      <w:bookmarkStart w:id="30" w:name="_Toc226302965"/>
+      <w:bookmarkStart w:id="31" w:name="_Toc230865813"/>
       <w:r>
         <w:rPr>
           <w:rFonts w:eastAsia="黑体" w:hAnsi="黑体"/>
@@ -34283,7 +35026,7 @@
         </w:rPr>
         <w:t>用于高效驱动的模型设计分析</w:t>
       </w:r>
-      <w:bookmarkEnd w:id="30"/>
+      <w:bookmarkEnd w:id="31"/>
     </w:p>
     <w:p>
       <w:pPr>
@@ -34507,7 +35250,21 @@
         <w:rPr>
           <w:sz w:val="24"/>
         </w:rPr>
-        <w:t>通道解耦下采样以及秩引导块设计，都有助于减少参数数量、</w:t>
+        <w:t>通道解耦下采样以及</w:t>
+      </w:r>
+      <w:proofErr w:type="gramStart"/>
+      <w:r>
+        <w:rPr>
+          <w:sz w:val="24"/>
+        </w:rPr>
+        <w:t>秩</w:t>
+      </w:r>
+      <w:proofErr w:type="gramEnd"/>
+      <w:r>
+        <w:rPr>
+          <w:sz w:val="24"/>
+        </w:rPr>
+        <w:t>引导块设计，都有助于减少参数数量、</w:t>
       </w:r>
       <w:r>
         <w:rPr>
@@ -35635,7 +36392,21 @@
         <w:rPr>
           <w:sz w:val="24"/>
         </w:rPr>
-        <w:t>相比，通过在前端再添加一个</w:t>
+        <w:t>相比，通过在</w:t>
+      </w:r>
+      <w:proofErr w:type="gramStart"/>
+      <w:r>
+        <w:rPr>
+          <w:sz w:val="24"/>
+        </w:rPr>
+        <w:t>前端再</w:t>
+      </w:r>
+      <w:proofErr w:type="gramEnd"/>
+      <w:r>
+        <w:rPr>
+          <w:sz w:val="24"/>
+        </w:rPr>
+        <w:t>添加一个</w:t>
       </w:r>
       <w:r>
         <w:rPr>
@@ -35799,7 +36570,21 @@
         <w:rPr>
           <w:sz w:val="24"/>
         </w:rPr>
-        <w:t>验证了其优点。根据内在秩升序排序的阶段为</w:t>
+        <w:t>验证了其优点。根据内在</w:t>
+      </w:r>
+      <w:proofErr w:type="gramStart"/>
+      <w:r>
+        <w:rPr>
+          <w:sz w:val="24"/>
+        </w:rPr>
+        <w:t>秩</w:t>
+      </w:r>
+      <w:proofErr w:type="gramEnd"/>
+      <w:r>
+        <w:rPr>
+          <w:sz w:val="24"/>
+        </w:rPr>
+        <w:t>升序排序的阶段为</w:t>
       </w:r>
       <w:r>
         <w:rPr>
@@ -36018,7 +36803,21 @@
         <w:rPr>
           <w:sz w:val="24"/>
         </w:rPr>
-        <w:t>中，由于其内在秩较低且冗余较多，因此我们可以采用高效的模块设计而不影响性能。这些结果表明，基于排序的模块设计可以作为提高模型效率的有效策略。</w:t>
+        <w:t>中，由于其内在</w:t>
+      </w:r>
+      <w:proofErr w:type="gramStart"/>
+      <w:r>
+        <w:rPr>
+          <w:sz w:val="24"/>
+        </w:rPr>
+        <w:t>秩</w:t>
+      </w:r>
+      <w:proofErr w:type="gramEnd"/>
+      <w:r>
+        <w:rPr>
+          <w:sz w:val="24"/>
+        </w:rPr>
+        <w:t>较低且冗余较多，因此我们可以采用高效的模块设计而不影响性能。这些结果表明，基于排序的模块设计可以作为提高模型效率的有效策略。</w:t>
       </w:r>
     </w:p>
     <w:p>
@@ -36030,7 +36829,7 @@
           <w:rFonts w:ascii="Times New Roman" w:hAnsi="Times New Roman"/>
         </w:rPr>
       </w:pPr>
-      <w:bookmarkStart w:id="31" w:name="_Ref219291528"/>
+      <w:bookmarkStart w:id="32" w:name="_Ref219291528"/>
       <w:r>
         <w:rPr>
           <w:rFonts w:ascii="Times New Roman" w:hAnsi="Times New Roman" w:hint="eastAsia"/>
@@ -36135,7 +36934,7 @@
         </w:rPr>
         <w:fldChar w:fldCharType="end"/>
       </w:r>
-      <w:bookmarkEnd w:id="31"/>
+      <w:bookmarkEnd w:id="32"/>
       <w:r>
         <w:rPr>
           <w:rFonts w:ascii="Times New Roman" w:hAnsi="Times New Roman" w:hint="eastAsia"/>
@@ -36398,7 +37197,23 @@
                 <w:rFonts w:ascii="宋体" w:hAnsi="宋体"/>
                 <w:szCs w:val="21"/>
               </w:rPr>
-              <w:t>2 +L.k.</w:t>
+              <w:t>2 +</w:t>
+            </w:r>
+            <w:proofErr w:type="spellStart"/>
+            <w:r>
+              <w:rPr>
+                <w:rFonts w:ascii="宋体" w:hAnsi="宋体"/>
+                <w:szCs w:val="21"/>
+              </w:rPr>
+              <w:t>L.k</w:t>
+            </w:r>
+            <w:proofErr w:type="spellEnd"/>
+            <w:r>
+              <w:rPr>
+                <w:rFonts w:ascii="宋体" w:hAnsi="宋体"/>
+                <w:szCs w:val="21"/>
+              </w:rPr>
+              <w:t>.</w:t>
             </w:r>
           </w:p>
         </w:tc>
@@ -36563,7 +37378,7 @@
           <w:rFonts w:ascii="Times New Roman" w:hAnsi="Times New Roman"/>
         </w:rPr>
       </w:pPr>
-      <w:bookmarkStart w:id="32" w:name="_Ref219291574"/>
+      <w:bookmarkStart w:id="33" w:name="_Ref219291574"/>
       <w:r>
         <w:rPr>
           <w:rFonts w:ascii="Times New Roman" w:hAnsi="Times New Roman" w:hint="eastAsia"/>
@@ -36668,12 +37483,26 @@
         </w:rPr>
         <w:fldChar w:fldCharType="end"/>
       </w:r>
-      <w:bookmarkEnd w:id="32"/>
+      <w:bookmarkEnd w:id="33"/>
       <w:r>
         <w:rPr>
           <w:rFonts w:ascii="Times New Roman" w:hAnsi="Times New Roman" w:hint="eastAsia"/>
         </w:rPr>
-        <w:t xml:space="preserve"> L.k. </w:t>
+        <w:t xml:space="preserve"> </w:t>
+      </w:r>
+      <w:proofErr w:type="spellStart"/>
+      <w:r>
+        <w:rPr>
+          <w:rFonts w:ascii="Times New Roman" w:hAnsi="Times New Roman" w:hint="eastAsia"/>
+        </w:rPr>
+        <w:t>L.k</w:t>
+      </w:r>
+      <w:proofErr w:type="spellEnd"/>
+      <w:r>
+        <w:rPr>
+          <w:rFonts w:ascii="Times New Roman" w:hAnsi="Times New Roman" w:hint="eastAsia"/>
+        </w:rPr>
+        <w:t xml:space="preserve">. </w:t>
       </w:r>
       <w:r>
         <w:rPr>
@@ -36834,12 +37663,21 @@
                 <w:szCs w:val="21"/>
               </w:rPr>
             </w:pPr>
+            <w:proofErr w:type="spellStart"/>
             <w:r>
               <w:rPr>
                 <w:rFonts w:ascii="宋体" w:hAnsi="宋体"/>
                 <w:szCs w:val="21"/>
               </w:rPr>
-              <w:t>k.s.=5</w:t>
+              <w:t>k.s.</w:t>
+            </w:r>
+            <w:proofErr w:type="spellEnd"/>
+            <w:r>
+              <w:rPr>
+                <w:rFonts w:ascii="宋体" w:hAnsi="宋体"/>
+                <w:szCs w:val="21"/>
+              </w:rPr>
+              <w:t>=5</w:t>
             </w:r>
           </w:p>
         </w:tc>
@@ -36921,12 +37759,21 @@
                 <w:szCs w:val="21"/>
               </w:rPr>
             </w:pPr>
+            <w:proofErr w:type="spellStart"/>
             <w:r>
               <w:rPr>
                 <w:rFonts w:ascii="宋体" w:hAnsi="宋体"/>
                 <w:szCs w:val="21"/>
               </w:rPr>
-              <w:t>k.s.=</w:t>
+              <w:t>k.s.</w:t>
+            </w:r>
+            <w:proofErr w:type="spellEnd"/>
+            <w:r>
+              <w:rPr>
+                <w:rFonts w:ascii="宋体" w:hAnsi="宋体"/>
+                <w:szCs w:val="21"/>
+              </w:rPr>
+              <w:t>=</w:t>
             </w:r>
             <w:r>
               <w:rPr>
@@ -37016,12 +37863,21 @@
                 <w:szCs w:val="21"/>
               </w:rPr>
             </w:pPr>
+            <w:proofErr w:type="spellStart"/>
             <w:r>
               <w:rPr>
                 <w:rFonts w:ascii="宋体" w:hAnsi="宋体"/>
                 <w:szCs w:val="21"/>
               </w:rPr>
-              <w:t>k.s.=</w:t>
+              <w:t>k.s.</w:t>
+            </w:r>
+            <w:proofErr w:type="spellEnd"/>
+            <w:r>
+              <w:rPr>
+                <w:rFonts w:ascii="宋体" w:hAnsi="宋体"/>
+                <w:szCs w:val="21"/>
+              </w:rPr>
+              <w:t>=</w:t>
             </w:r>
             <w:r>
               <w:rPr>
@@ -37223,7 +38079,7 @@
           <w:rFonts w:ascii="Times New Roman" w:hAnsi="Times New Roman"/>
         </w:rPr>
       </w:pPr>
-      <w:bookmarkStart w:id="33" w:name="_Ref219291536"/>
+      <w:bookmarkStart w:id="34" w:name="_Ref219291536"/>
       <w:r>
         <w:rPr>
           <w:rFonts w:ascii="Times New Roman" w:hAnsi="Times New Roman" w:hint="eastAsia"/>
@@ -37329,12 +38185,26 @@
         </w:rPr>
         <w:fldChar w:fldCharType="end"/>
       </w:r>
-      <w:bookmarkEnd w:id="33"/>
+      <w:bookmarkEnd w:id="34"/>
       <w:r>
         <w:rPr>
           <w:rFonts w:ascii="Times New Roman" w:hAnsi="Times New Roman" w:hint="eastAsia"/>
         </w:rPr>
-        <w:t xml:space="preserve"> L.k. </w:t>
+        <w:t xml:space="preserve"> </w:t>
+      </w:r>
+      <w:proofErr w:type="spellStart"/>
+      <w:r>
+        <w:rPr>
+          <w:rFonts w:ascii="Times New Roman" w:hAnsi="Times New Roman" w:hint="eastAsia"/>
+        </w:rPr>
+        <w:t>L.k</w:t>
+      </w:r>
+      <w:proofErr w:type="spellEnd"/>
+      <w:r>
+        <w:rPr>
+          <w:rFonts w:ascii="Times New Roman" w:hAnsi="Times New Roman" w:hint="eastAsia"/>
+        </w:rPr>
+        <w:t xml:space="preserve">. </w:t>
       </w:r>
       <w:r>
         <w:rPr>
@@ -37408,7 +38278,23 @@
                 <w:rFonts w:ascii="宋体" w:hAnsi="宋体"/>
                 <w:szCs w:val="21"/>
               </w:rPr>
-              <w:t>w/o L.k.</w:t>
+              <w:t xml:space="preserve">w/o </w:t>
+            </w:r>
+            <w:proofErr w:type="spellStart"/>
+            <w:r>
+              <w:rPr>
+                <w:rFonts w:ascii="宋体" w:hAnsi="宋体"/>
+                <w:szCs w:val="21"/>
+              </w:rPr>
+              <w:t>L.k</w:t>
+            </w:r>
+            <w:proofErr w:type="spellEnd"/>
+            <w:r>
+              <w:rPr>
+                <w:rFonts w:ascii="宋体" w:hAnsi="宋体"/>
+                <w:szCs w:val="21"/>
+              </w:rPr>
+              <w:t>.</w:t>
             </w:r>
             <w:r>
               <w:rPr>
@@ -37442,7 +38328,23 @@
                 <w:rFonts w:ascii="宋体" w:hAnsi="宋体"/>
                 <w:szCs w:val="21"/>
               </w:rPr>
-              <w:t>w/ L.k.</w:t>
+              <w:t xml:space="preserve">w/ </w:t>
+            </w:r>
+            <w:proofErr w:type="spellStart"/>
+            <w:r>
+              <w:rPr>
+                <w:rFonts w:ascii="宋体" w:hAnsi="宋体"/>
+                <w:szCs w:val="21"/>
+              </w:rPr>
+              <w:t>L.k</w:t>
+            </w:r>
+            <w:proofErr w:type="spellEnd"/>
+            <w:r>
+              <w:rPr>
+                <w:rFonts w:ascii="宋体" w:hAnsi="宋体"/>
+                <w:szCs w:val="21"/>
+              </w:rPr>
+              <w:t>.</w:t>
             </w:r>
           </w:p>
         </w:tc>
@@ -37748,7 +38650,7 @@
           <w:rFonts w:ascii="Times New Roman" w:hAnsi="Times New Roman"/>
         </w:rPr>
       </w:pPr>
-      <w:bookmarkStart w:id="34" w:name="_Ref219291636"/>
+      <w:bookmarkStart w:id="35" w:name="_Ref219291636"/>
       <w:r>
         <w:rPr>
           <w:rFonts w:ascii="Times New Roman" w:hAnsi="Times New Roman" w:hint="eastAsia"/>
@@ -37853,7 +38755,7 @@
         </w:rPr>
         <w:fldChar w:fldCharType="end"/>
       </w:r>
-      <w:bookmarkEnd w:id="34"/>
+      <w:bookmarkEnd w:id="35"/>
       <w:r>
         <w:rPr>
           <w:rFonts w:ascii="Times New Roman" w:hAnsi="Times New Roman" w:hint="eastAsia"/>
@@ -38471,7 +39373,7 @@
           <w:szCs w:val="24"/>
         </w:rPr>
       </w:pPr>
-      <w:bookmarkStart w:id="35" w:name="_Toc226302966"/>
+      <w:bookmarkStart w:id="36" w:name="_Toc230865814"/>
       <w:r>
         <w:rPr>
           <w:rFonts w:eastAsia="黑体" w:hAnsi="黑体"/>
@@ -38479,7 +39381,7 @@
         </w:rPr>
         <w:t>用于精确驱动模型设计的分析</w:t>
       </w:r>
-      <w:bookmarkEnd w:id="35"/>
+      <w:bookmarkEnd w:id="36"/>
     </w:p>
     <w:p>
       <w:pPr>
@@ -39666,7 +40568,7 @@
           <w:szCs w:val="30"/>
         </w:rPr>
       </w:pPr>
-      <w:bookmarkStart w:id="36" w:name="_Toc226302967"/>
+      <w:bookmarkStart w:id="37" w:name="_Toc230865815"/>
       <w:r>
         <w:rPr>
           <w:rFonts w:eastAsia="黑体" w:hAnsi="黑体"/>
@@ -39676,7 +40578,7 @@
         <w:lastRenderedPageBreak/>
         <w:t>结论</w:t>
       </w:r>
-      <w:bookmarkEnd w:id="36"/>
+      <w:bookmarkEnd w:id="37"/>
     </w:p>
     <w:p>
       <w:pPr>
@@ -39742,7 +40644,21 @@
         <w:rPr>
           <w:sz w:val="24"/>
         </w:rPr>
-        <w:t>，一种新的实时端到端目标检测器。大量实验表明，与其他先进检测器相比，</w:t>
+        <w:t>，一种新的实时端到</w:t>
+      </w:r>
+      <w:proofErr w:type="gramStart"/>
+      <w:r>
+        <w:rPr>
+          <w:sz w:val="24"/>
+        </w:rPr>
+        <w:t>端目标</w:t>
+      </w:r>
+      <w:proofErr w:type="gramEnd"/>
+      <w:r>
+        <w:rPr>
+          <w:sz w:val="24"/>
+        </w:rPr>
+        <w:t>检测器。大量实验表明，与其他先进检测器相比，</w:t>
       </w:r>
       <w:r>
         <w:rPr>
@@ -39790,7 +40706,7 @@
           <w:szCs w:val="28"/>
         </w:rPr>
       </w:pPr>
-      <w:bookmarkStart w:id="37" w:name="_Toc226302968"/>
+      <w:bookmarkStart w:id="38" w:name="_Toc230865816"/>
       <w:r>
         <w:rPr>
           <w:rFonts w:hint="eastAsia"/>
@@ -39800,7 +40716,7 @@
         <w:lastRenderedPageBreak/>
         <w:t>参考文献</w:t>
       </w:r>
-      <w:bookmarkEnd w:id="37"/>
+      <w:bookmarkEnd w:id="38"/>
     </w:p>
     <w:p>
       <w:pPr>
@@ -39820,7 +40736,63 @@
         <w:rPr>
           <w:szCs w:val="21"/>
         </w:rPr>
-        <w:t>Wang A , Chen H , Liu L ,et al.YOLOv10: Real-Time End-to-End Object Detection[J]. 2024.</w:t>
+        <w:t xml:space="preserve">Wang </w:t>
+      </w:r>
+      <w:proofErr w:type="gramStart"/>
+      <w:r>
+        <w:rPr>
+          <w:szCs w:val="21"/>
+        </w:rPr>
+        <w:t>A ,</w:t>
+      </w:r>
+      <w:proofErr w:type="gramEnd"/>
+      <w:r>
+        <w:rPr>
+          <w:szCs w:val="21"/>
+        </w:rPr>
+        <w:t xml:space="preserve"> Chen </w:t>
+      </w:r>
+      <w:proofErr w:type="gramStart"/>
+      <w:r>
+        <w:rPr>
+          <w:szCs w:val="21"/>
+        </w:rPr>
+        <w:t>H ,</w:t>
+      </w:r>
+      <w:proofErr w:type="gramEnd"/>
+      <w:r>
+        <w:rPr>
+          <w:szCs w:val="21"/>
+        </w:rPr>
+        <w:t xml:space="preserve"> Liu </w:t>
+      </w:r>
+      <w:proofErr w:type="gramStart"/>
+      <w:r>
+        <w:rPr>
+          <w:szCs w:val="21"/>
+        </w:rPr>
+        <w:t>L ,et</w:t>
+      </w:r>
+      <w:proofErr w:type="gramEnd"/>
+      <w:r>
+        <w:rPr>
+          <w:szCs w:val="21"/>
+        </w:rPr>
+        <w:t xml:space="preserve"> </w:t>
+      </w:r>
+      <w:proofErr w:type="gramStart"/>
+      <w:r>
+        <w:rPr>
+          <w:szCs w:val="21"/>
+        </w:rPr>
+        <w:t>al.YOLOv</w:t>
+      </w:r>
+      <w:proofErr w:type="gramEnd"/>
+      <w:r>
+        <w:rPr>
+          <w:szCs w:val="21"/>
+        </w:rPr>
+        <w:t>10: Real-Time End-to-End Object Detection[J]. 2024.</w:t>
       </w:r>
     </w:p>
     <w:sectPr>
